--- a/Document/嵌入式 AI Agent 核心架構與功能綜合對比表.docx
+++ b/Document/嵌入式 AI Agent 核心架構與功能綜合對比表.docx
@@ -1,6 +1,6 @@
 
 <file path=word/document.xml><?xml version="1.0" encoding="utf-8"?>
-<w:document xmlns:wpc="http://schemas.microsoft.com/office/word/2010/wordprocessingCanvas" xmlns:cx="http://schemas.microsoft.com/office/drawing/2014/chartex" xmlns:cx1="http://schemas.microsoft.com/office/drawing/2015/9/8/chartex" xmlns:cx2="http://schemas.microsoft.com/office/drawing/2015/10/21/chartex" xmlns:cx3="http://schemas.microsoft.com/office/drawing/2016/5/9/chartex" xmlns:cx4="http://schemas.microsoft.com/office/drawing/2016/5/10/chartex" xmlns:cx5="http://schemas.microsoft.com/office/drawing/2016/5/11/chartex" xmlns:cx6="http://schemas.microsoft.com/office/drawing/2016/5/12/chartex" xmlns:cx7="http://schemas.microsoft.com/office/drawing/2016/5/13/chartex" xmlns:cx8="http://schemas.microsoft.com/office/drawing/2016/5/14/chartex" xmlns:mc="http://schemas.openxmlformats.org/markup-compatibility/2006" xmlns:aink="http://schemas.microsoft.com/office/drawing/2016/ink" xmlns:am3d="http://schemas.microsoft.com/office/drawing/2017/model3d" xmlns:o="urn:schemas-microsoft-com:office:office" xmlns:r="http://schemas.openxmlformats.org/officeDocument/2006/relationships" xmlns:m="http://schemas.openxmlformats.org/officeDocument/2006/math" xmlns:v="urn:schemas-microsoft-com:vml" xmlns:wp14="http://schemas.microsoft.com/office/word/2010/wordprocessingDrawing" xmlns:wp="http://schemas.openxmlformats.org/drawingml/2006/wordprocessingDrawing" xmlns:w10="urn:schemas-microsoft-com:office:word" xmlns:w="http://schemas.openxmlformats.org/wordprocessingml/2006/main" xmlns:w14="http://schemas.microsoft.com/office/word/2010/wordml" xmlns:w15="http://schemas.microsoft.com/office/word/2012/wordml" xmlns:w16cid="http://schemas.microsoft.com/office/word/2016/wordml/cid" xmlns:w16se="http://schemas.microsoft.com/office/word/2015/wordml/symex" xmlns:wpg="http://schemas.microsoft.com/office/word/2010/wordprocessingGroup" xmlns:wpi="http://schemas.microsoft.com/office/word/2010/wordprocessingInk" xmlns:wne="http://schemas.microsoft.com/office/word/2006/wordml" xmlns:wps="http://schemas.microsoft.com/office/word/2010/wordprocessingShape" mc:Ignorable="w14 w15 w16se w16cid wp14">
+<w:document xmlns:wpc="http://schemas.microsoft.com/office/word/2010/wordprocessingCanvas" xmlns:mc="http://schemas.openxmlformats.org/markup-compatibility/2006" xmlns:o="urn:schemas-microsoft-com:office:office" xmlns:r="http://schemas.openxmlformats.org/officeDocument/2006/relationships" xmlns:m="http://schemas.openxmlformats.org/officeDocument/2006/math" xmlns:v="urn:schemas-microsoft-com:vml" xmlns:wp14="http://schemas.microsoft.com/office/word/2010/wordprocessingDrawing" xmlns:wp="http://schemas.openxmlformats.org/drawingml/2006/wordprocessingDrawing" xmlns:w10="urn:schemas-microsoft-com:office:word" xmlns:w="http://schemas.openxmlformats.org/wordprocessingml/2006/main" xmlns:w14="http://schemas.microsoft.com/office/word/2010/wordml" xmlns:wpg="http://schemas.microsoft.com/office/word/2010/wordprocessingGroup" xmlns:wpi="http://schemas.microsoft.com/office/word/2010/wordprocessingInk" xmlns:wne="http://schemas.microsoft.com/office/word/2006/wordml" xmlns:wps="http://schemas.microsoft.com/office/word/2010/wordprocessingShape" mc:Ignorable="w14 wp14">
   <w:body>
     <w:tbl>
       <w:tblPr>
@@ -4041,14 +4041,28 @@
               <w:rPr>
                 <w:rFonts w:ascii="標楷體" w:eastAsia="標楷體" w:hAnsi="標楷體"/>
               </w:rPr>
-              <w:t>低功</w:t>
+              <w:t>低功耗</w:t>
             </w:r>
             <w:proofErr w:type="gramEnd"/>
             <w:r>
               <w:rPr>
                 <w:rFonts w:ascii="標楷體" w:eastAsia="標楷體" w:hAnsi="標楷體"/>
               </w:rPr>
-              <w:t>耗、低成本、多平台（RISC-V、Pi Zero、路由器）大量部署、追求極簡運行時的場景</w:t>
+              <w:t>、低成本、多平台（RISC-V、Pi Zero、路由器）大量部署、追求</w:t>
+            </w:r>
+            <w:proofErr w:type="gramStart"/>
+            <w:r>
+              <w:rPr>
+                <w:rFonts w:ascii="標楷體" w:eastAsia="標楷體" w:hAnsi="標楷體"/>
+              </w:rPr>
+              <w:t>極</w:t>
+            </w:r>
+            <w:proofErr w:type="gramEnd"/>
+            <w:r>
+              <w:rPr>
+                <w:rFonts w:ascii="標楷體" w:eastAsia="標楷體" w:hAnsi="標楷體"/>
+              </w:rPr>
+              <w:t>簡運行時的場景</w:t>
             </w:r>
           </w:p>
         </w:tc>
@@ -4204,15 +4218,17 @@
               <w:jc w:val="center"/>
               <w:rPr>
                 <w:rFonts w:ascii="標楷體" w:eastAsia="標楷體" w:hAnsi="標楷體" w:cs="新細明體"/>
-                <w:kern w:val="0"/>
-                <w:szCs w:val="24"/>
-              </w:rPr>
-            </w:pPr>
-            <w:r>
-              <w:rPr>
-                <w:rFonts w:ascii="標楷體" w:eastAsia="標楷體" w:hAnsi="標楷體" w:cs="新細明體"/>
-                <w:b/>
-                <w:bCs/>
+                <w:color w:val="FFFFFF" w:themeColor="background1"/>
+                <w:kern w:val="0"/>
+                <w:szCs w:val="24"/>
+              </w:rPr>
+            </w:pPr>
+            <w:r>
+              <w:rPr>
+                <w:rFonts w:ascii="標楷體" w:eastAsia="標楷體" w:hAnsi="標楷體" w:cs="新細明體"/>
+                <w:b/>
+                <w:bCs/>
+                <w:color w:val="FFFFFF" w:themeColor="background1"/>
                 <w:kern w:val="0"/>
                 <w:szCs w:val="24"/>
               </w:rPr>
@@ -4231,15 +4247,17 @@
               <w:jc w:val="center"/>
               <w:rPr>
                 <w:rFonts w:ascii="標楷體" w:eastAsia="標楷體" w:hAnsi="標楷體" w:cs="新細明體"/>
-                <w:kern w:val="0"/>
-                <w:szCs w:val="24"/>
-              </w:rPr>
-            </w:pPr>
-            <w:r>
-              <w:rPr>
-                <w:rFonts w:ascii="標楷體" w:eastAsia="標楷體" w:hAnsi="標楷體" w:cs="新細明體"/>
-                <w:b/>
-                <w:bCs/>
+                <w:color w:val="FFFFFF" w:themeColor="background1"/>
+                <w:kern w:val="0"/>
+                <w:szCs w:val="24"/>
+              </w:rPr>
+            </w:pPr>
+            <w:r>
+              <w:rPr>
+                <w:rFonts w:ascii="標楷體" w:eastAsia="標楷體" w:hAnsi="標楷體" w:cs="新細明體"/>
+                <w:b/>
+                <w:bCs/>
+                <w:color w:val="FFFFFF" w:themeColor="background1"/>
                 <w:kern w:val="0"/>
                 <w:szCs w:val="24"/>
               </w:rPr>
@@ -4250,6 +4268,7 @@
                 <w:rFonts w:ascii="標楷體" w:eastAsia="標楷體" w:hAnsi="標楷體" w:cs="新細明體"/>
                 <w:b/>
                 <w:bCs/>
+                <w:color w:val="FFFFFF" w:themeColor="background1"/>
                 <w:kern w:val="0"/>
                 <w:szCs w:val="24"/>
               </w:rPr>
@@ -4260,6 +4279,7 @@
                 <w:rFonts w:ascii="標楷體" w:eastAsia="標楷體" w:hAnsi="標楷體" w:cs="新細明體"/>
                 <w:b/>
                 <w:bCs/>
+                <w:color w:val="FFFFFF" w:themeColor="background1"/>
                 <w:kern w:val="0"/>
                 <w:szCs w:val="24"/>
               </w:rPr>
@@ -4278,15 +4298,17 @@
               <w:jc w:val="center"/>
               <w:rPr>
                 <w:rFonts w:ascii="標楷體" w:eastAsia="標楷體" w:hAnsi="標楷體" w:cs="新細明體"/>
-                <w:kern w:val="0"/>
-                <w:szCs w:val="24"/>
-              </w:rPr>
-            </w:pPr>
-            <w:r>
-              <w:rPr>
-                <w:rFonts w:ascii="標楷體" w:eastAsia="標楷體" w:hAnsi="標楷體" w:cs="新細明體"/>
-                <w:b/>
-                <w:bCs/>
+                <w:color w:val="FFFFFF" w:themeColor="background1"/>
+                <w:kern w:val="0"/>
+                <w:szCs w:val="24"/>
+              </w:rPr>
+            </w:pPr>
+            <w:r>
+              <w:rPr>
+                <w:rFonts w:ascii="標楷體" w:eastAsia="標楷體" w:hAnsi="標楷體" w:cs="新細明體"/>
+                <w:b/>
+                <w:bCs/>
+                <w:color w:val="FFFFFF" w:themeColor="background1"/>
                 <w:kern w:val="0"/>
                 <w:szCs w:val="24"/>
               </w:rPr>
@@ -4297,6 +4319,7 @@
                 <w:rFonts w:ascii="標楷體" w:eastAsia="標楷體" w:hAnsi="標楷體" w:cs="新細明體"/>
                 <w:b/>
                 <w:bCs/>
+                <w:color w:val="FFFFFF" w:themeColor="background1"/>
                 <w:kern w:val="0"/>
                 <w:szCs w:val="24"/>
               </w:rPr>
@@ -4307,6 +4330,7 @@
                 <w:rFonts w:ascii="標楷體" w:eastAsia="標楷體" w:hAnsi="標楷體" w:cs="新細明體"/>
                 <w:b/>
                 <w:bCs/>
+                <w:color w:val="FFFFFF" w:themeColor="background1"/>
                 <w:kern w:val="0"/>
                 <w:szCs w:val="24"/>
               </w:rPr>
@@ -4325,15 +4349,17 @@
               <w:jc w:val="center"/>
               <w:rPr>
                 <w:rFonts w:ascii="標楷體" w:eastAsia="標楷體" w:hAnsi="標楷體" w:cs="新細明體"/>
-                <w:kern w:val="0"/>
-                <w:szCs w:val="24"/>
-              </w:rPr>
-            </w:pPr>
-            <w:r>
-              <w:rPr>
-                <w:rFonts w:ascii="標楷體" w:eastAsia="標楷體" w:hAnsi="標楷體" w:cs="新細明體"/>
-                <w:b/>
-                <w:bCs/>
+                <w:color w:val="FFFFFF" w:themeColor="background1"/>
+                <w:kern w:val="0"/>
+                <w:szCs w:val="24"/>
+              </w:rPr>
+            </w:pPr>
+            <w:r>
+              <w:rPr>
+                <w:rFonts w:ascii="標楷體" w:eastAsia="標楷體" w:hAnsi="標楷體" w:cs="新細明體"/>
+                <w:b/>
+                <w:bCs/>
+                <w:color w:val="FFFFFF" w:themeColor="background1"/>
                 <w:kern w:val="0"/>
                 <w:szCs w:val="24"/>
               </w:rPr>
@@ -4352,15 +4378,17 @@
               <w:jc w:val="center"/>
               <w:rPr>
                 <w:rFonts w:ascii="標楷體" w:eastAsia="標楷體" w:hAnsi="標楷體" w:cs="新細明體"/>
-                <w:kern w:val="0"/>
-                <w:szCs w:val="24"/>
-              </w:rPr>
-            </w:pPr>
-            <w:r>
-              <w:rPr>
-                <w:rFonts w:ascii="標楷體" w:eastAsia="標楷體" w:hAnsi="標楷體" w:cs="新細明體"/>
-                <w:b/>
-                <w:bCs/>
+                <w:color w:val="FFFFFF" w:themeColor="background1"/>
+                <w:kern w:val="0"/>
+                <w:szCs w:val="24"/>
+              </w:rPr>
+            </w:pPr>
+            <w:r>
+              <w:rPr>
+                <w:rFonts w:ascii="標楷體" w:eastAsia="標楷體" w:hAnsi="標楷體" w:cs="新細明體"/>
+                <w:b/>
+                <w:bCs/>
+                <w:color w:val="FFFFFF" w:themeColor="background1"/>
                 <w:kern w:val="0"/>
                 <w:szCs w:val="24"/>
               </w:rPr>
@@ -4371,18 +4399,18 @@
                 <w:rFonts w:ascii="標楷體" w:eastAsia="標楷體" w:hAnsi="標楷體" w:cs="新細明體"/>
                 <w:b/>
                 <w:bCs/>
+                <w:color w:val="FFFFFF" w:themeColor="background1"/>
                 <w:kern w:val="0"/>
                 <w:szCs w:val="24"/>
               </w:rPr>
               <w:t>6.0</w:t>
             </w:r>
-            <w:bookmarkStart w:id="0" w:name="_GoBack"/>
-            <w:bookmarkEnd w:id="0"/>
-            <w:r>
-              <w:rPr>
-                <w:rFonts w:ascii="標楷體" w:eastAsia="標楷體" w:hAnsi="標楷體" w:cs="新細明體"/>
-                <w:b/>
-                <w:bCs/>
+            <w:r>
+              <w:rPr>
+                <w:rFonts w:ascii="標楷體" w:eastAsia="標楷體" w:hAnsi="標楷體" w:cs="新細明體"/>
+                <w:b/>
+                <w:bCs/>
+                <w:color w:val="FFFFFF" w:themeColor="background1"/>
                 <w:kern w:val="0"/>
                 <w:szCs w:val="24"/>
               </w:rPr>
@@ -4392,7 +4420,10 @@
         </w:tc>
       </w:tr>
     </w:tbl>
-    <w:p/>
+    <w:p>
+      <w:bookmarkStart w:id="0" w:name="_GoBack"/>
+      <w:bookmarkEnd w:id="0"/>
+    </w:p>
     <w:sectPr>
       <w:pgSz w:w="20636" w:h="14570" w:orient="landscape" w:code="12"/>
       <w:pgMar w:top="720" w:right="720" w:bottom="720" w:left="720" w:header="851" w:footer="992" w:gutter="0"/>
@@ -4404,7 +4435,7 @@
 </file>
 
 <file path=word/styles.xml><?xml version="1.0" encoding="utf-8"?>
-<w:styles xmlns:mc="http://schemas.openxmlformats.org/markup-compatibility/2006" xmlns:r="http://schemas.openxmlformats.org/officeDocument/2006/relationships" xmlns:w="http://schemas.openxmlformats.org/wordprocessingml/2006/main" xmlns:w14="http://schemas.microsoft.com/office/word/2010/wordml" xmlns:w15="http://schemas.microsoft.com/office/word/2012/wordml" xmlns:w16cid="http://schemas.microsoft.com/office/word/2016/wordml/cid" xmlns:w16se="http://schemas.microsoft.com/office/word/2015/wordml/symex" mc:Ignorable="w14 w15 w16se w16cid">
+<w:styles xmlns:mc="http://schemas.openxmlformats.org/markup-compatibility/2006" xmlns:r="http://schemas.openxmlformats.org/officeDocument/2006/relationships" xmlns:w="http://schemas.openxmlformats.org/wordprocessingml/2006/main" xmlns:w14="http://schemas.microsoft.com/office/word/2010/wordml" mc:Ignorable="w14">
   <w:docDefaults>
     <w:rPrDefault>
       <w:rPr>
@@ -4417,382 +4448,377 @@
     </w:rPrDefault>
     <w:pPrDefault/>
   </w:docDefaults>
-  <w:latentStyles w:defLockedState="0" w:defUIPriority="99" w:defSemiHidden="0" w:defUnhideWhenUsed="0" w:defQFormat="0" w:count="375">
-    <w:lsdException w:name="Normal" w:uiPriority="0" w:qFormat="1"/>
-    <w:lsdException w:name="heading 1" w:uiPriority="9" w:qFormat="1"/>
-    <w:lsdException w:name="heading 2" w:semiHidden="1" w:uiPriority="9" w:unhideWhenUsed="1" w:qFormat="1"/>
-    <w:lsdException w:name="heading 3" w:semiHidden="1" w:uiPriority="9" w:unhideWhenUsed="1" w:qFormat="1"/>
-    <w:lsdException w:name="heading 4" w:semiHidden="1" w:uiPriority="9" w:unhideWhenUsed="1" w:qFormat="1"/>
-    <w:lsdException w:name="heading 5" w:semiHidden="1" w:uiPriority="9" w:unhideWhenUsed="1" w:qFormat="1"/>
-    <w:lsdException w:name="heading 6" w:semiHidden="1" w:uiPriority="9" w:unhideWhenUsed="1" w:qFormat="1"/>
-    <w:lsdException w:name="heading 7" w:semiHidden="1" w:uiPriority="9" w:unhideWhenUsed="1" w:qFormat="1"/>
-    <w:lsdException w:name="heading 8" w:semiHidden="1" w:uiPriority="9" w:unhideWhenUsed="1" w:qFormat="1"/>
-    <w:lsdException w:name="heading 9" w:semiHidden="1" w:uiPriority="9" w:unhideWhenUsed="1" w:qFormat="1"/>
-    <w:lsdException w:name="index 1" w:semiHidden="1" w:unhideWhenUsed="1"/>
-    <w:lsdException w:name="index 2" w:semiHidden="1" w:unhideWhenUsed="1"/>
-    <w:lsdException w:name="index 3" w:semiHidden="1" w:unhideWhenUsed="1"/>
-    <w:lsdException w:name="index 4" w:semiHidden="1" w:unhideWhenUsed="1"/>
-    <w:lsdException w:name="index 5" w:semiHidden="1" w:unhideWhenUsed="1"/>
-    <w:lsdException w:name="index 6" w:semiHidden="1" w:unhideWhenUsed="1"/>
-    <w:lsdException w:name="index 7" w:semiHidden="1" w:unhideWhenUsed="1"/>
-    <w:lsdException w:name="index 8" w:semiHidden="1" w:unhideWhenUsed="1"/>
-    <w:lsdException w:name="index 9" w:semiHidden="1" w:unhideWhenUsed="1"/>
-    <w:lsdException w:name="toc 1" w:semiHidden="1" w:uiPriority="39" w:unhideWhenUsed="1"/>
-    <w:lsdException w:name="toc 2" w:semiHidden="1" w:uiPriority="39" w:unhideWhenUsed="1"/>
-    <w:lsdException w:name="toc 3" w:semiHidden="1" w:uiPriority="39" w:unhideWhenUsed="1"/>
-    <w:lsdException w:name="toc 4" w:semiHidden="1" w:uiPriority="39" w:unhideWhenUsed="1"/>
-    <w:lsdException w:name="toc 5" w:semiHidden="1" w:uiPriority="39" w:unhideWhenUsed="1"/>
-    <w:lsdException w:name="toc 6" w:semiHidden="1" w:uiPriority="39" w:unhideWhenUsed="1"/>
-    <w:lsdException w:name="toc 7" w:semiHidden="1" w:uiPriority="39" w:unhideWhenUsed="1"/>
-    <w:lsdException w:name="toc 8" w:semiHidden="1" w:uiPriority="39" w:unhideWhenUsed="1"/>
-    <w:lsdException w:name="toc 9" w:semiHidden="1" w:uiPriority="39" w:unhideWhenUsed="1"/>
-    <w:lsdException w:name="Normal Indent" w:semiHidden="1" w:unhideWhenUsed="1"/>
-    <w:lsdException w:name="footnote text" w:semiHidden="1" w:unhideWhenUsed="1"/>
-    <w:lsdException w:name="annotation text" w:semiHidden="1" w:unhideWhenUsed="1"/>
-    <w:lsdException w:name="header" w:semiHidden="1" w:unhideWhenUsed="1"/>
-    <w:lsdException w:name="footer" w:semiHidden="1" w:unhideWhenUsed="1"/>
-    <w:lsdException w:name="index heading" w:semiHidden="1" w:unhideWhenUsed="1"/>
-    <w:lsdException w:name="caption" w:semiHidden="1" w:uiPriority="35" w:unhideWhenUsed="1" w:qFormat="1"/>
-    <w:lsdException w:name="table of figures" w:semiHidden="1" w:unhideWhenUsed="1"/>
-    <w:lsdException w:name="envelope address" w:semiHidden="1" w:unhideWhenUsed="1"/>
-    <w:lsdException w:name="envelope return" w:semiHidden="1" w:unhideWhenUsed="1"/>
-    <w:lsdException w:name="footnote reference" w:semiHidden="1" w:unhideWhenUsed="1"/>
-    <w:lsdException w:name="annotation reference" w:semiHidden="1" w:unhideWhenUsed="1"/>
-    <w:lsdException w:name="line number" w:semiHidden="1" w:unhideWhenUsed="1"/>
-    <w:lsdException w:name="page number" w:semiHidden="1" w:unhideWhenUsed="1"/>
-    <w:lsdException w:name="endnote reference" w:semiHidden="1" w:unhideWhenUsed="1"/>
-    <w:lsdException w:name="endnote text" w:semiHidden="1" w:unhideWhenUsed="1"/>
-    <w:lsdException w:name="table of authorities" w:semiHidden="1" w:unhideWhenUsed="1"/>
-    <w:lsdException w:name="macro" w:semiHidden="1" w:unhideWhenUsed="1"/>
-    <w:lsdException w:name="toa heading" w:semiHidden="1" w:unhideWhenUsed="1"/>
-    <w:lsdException w:name="List" w:semiHidden="1" w:unhideWhenUsed="1"/>
-    <w:lsdException w:name="List Bullet" w:semiHidden="1" w:unhideWhenUsed="1"/>
-    <w:lsdException w:name="List Number" w:semiHidden="1" w:unhideWhenUsed="1"/>
-    <w:lsdException w:name="List 2" w:semiHidden="1" w:unhideWhenUsed="1"/>
-    <w:lsdException w:name="List 3" w:semiHidden="1" w:unhideWhenUsed="1"/>
-    <w:lsdException w:name="List 4" w:semiHidden="1" w:unhideWhenUsed="1"/>
-    <w:lsdException w:name="List 5" w:semiHidden="1" w:unhideWhenUsed="1"/>
-    <w:lsdException w:name="List Bullet 2" w:semiHidden="1" w:unhideWhenUsed="1"/>
-    <w:lsdException w:name="List Bullet 3" w:semiHidden="1" w:unhideWhenUsed="1"/>
-    <w:lsdException w:name="List Bullet 4" w:semiHidden="1" w:unhideWhenUsed="1"/>
-    <w:lsdException w:name="List Bullet 5" w:semiHidden="1" w:unhideWhenUsed="1"/>
-    <w:lsdException w:name="List Number 2" w:semiHidden="1" w:unhideWhenUsed="1"/>
-    <w:lsdException w:name="List Number 3" w:semiHidden="1" w:unhideWhenUsed="1"/>
-    <w:lsdException w:name="List Number 4" w:semiHidden="1" w:unhideWhenUsed="1"/>
-    <w:lsdException w:name="List Number 5" w:semiHidden="1" w:unhideWhenUsed="1"/>
-    <w:lsdException w:name="Title" w:uiPriority="10" w:qFormat="1"/>
-    <w:lsdException w:name="Closing" w:semiHidden="1" w:unhideWhenUsed="1"/>
-    <w:lsdException w:name="Signature" w:semiHidden="1" w:unhideWhenUsed="1"/>
-    <w:lsdException w:name="Default Paragraph Font" w:semiHidden="1" w:uiPriority="1" w:unhideWhenUsed="1"/>
-    <w:lsdException w:name="Body Text" w:semiHidden="1" w:unhideWhenUsed="1"/>
-    <w:lsdException w:name="Body Text Indent" w:semiHidden="1" w:unhideWhenUsed="1"/>
-    <w:lsdException w:name="List Continue" w:semiHidden="1" w:unhideWhenUsed="1"/>
-    <w:lsdException w:name="List Continue 2" w:semiHidden="1" w:unhideWhenUsed="1"/>
-    <w:lsdException w:name="List Continue 3" w:semiHidden="1" w:unhideWhenUsed="1"/>
-    <w:lsdException w:name="List Continue 4" w:semiHidden="1" w:unhideWhenUsed="1"/>
-    <w:lsdException w:name="List Continue 5" w:semiHidden="1" w:unhideWhenUsed="1"/>
-    <w:lsdException w:name="Message Header" w:semiHidden="1" w:unhideWhenUsed="1"/>
-    <w:lsdException w:name="Subtitle" w:uiPriority="11" w:qFormat="1"/>
-    <w:lsdException w:name="Salutation" w:semiHidden="1" w:unhideWhenUsed="1"/>
-    <w:lsdException w:name="Date" w:semiHidden="1" w:unhideWhenUsed="1"/>
-    <w:lsdException w:name="Body Text First Indent" w:semiHidden="1" w:unhideWhenUsed="1"/>
-    <w:lsdException w:name="Body Text First Indent 2" w:semiHidden="1" w:unhideWhenUsed="1"/>
-    <w:lsdException w:name="Note Heading" w:semiHidden="1" w:unhideWhenUsed="1"/>
-    <w:lsdException w:name="Body Text 2" w:semiHidden="1" w:unhideWhenUsed="1"/>
-    <w:lsdException w:name="Body Text 3" w:semiHidden="1" w:unhideWhenUsed="1"/>
-    <w:lsdException w:name="Body Text Indent 2" w:semiHidden="1" w:unhideWhenUsed="1"/>
-    <w:lsdException w:name="Body Text Indent 3" w:semiHidden="1" w:unhideWhenUsed="1"/>
-    <w:lsdException w:name="Block Text" w:semiHidden="1" w:unhideWhenUsed="1"/>
-    <w:lsdException w:name="Hyperlink" w:semiHidden="1" w:unhideWhenUsed="1"/>
-    <w:lsdException w:name="FollowedHyperlink" w:semiHidden="1" w:unhideWhenUsed="1"/>
-    <w:lsdException w:name="Strong" w:uiPriority="22" w:qFormat="1"/>
-    <w:lsdException w:name="Emphasis" w:uiPriority="20" w:qFormat="1"/>
-    <w:lsdException w:name="Document Map" w:semiHidden="1" w:unhideWhenUsed="1"/>
-    <w:lsdException w:name="Plain Text" w:semiHidden="1" w:unhideWhenUsed="1"/>
-    <w:lsdException w:name="E-mail Signature" w:semiHidden="1" w:unhideWhenUsed="1"/>
-    <w:lsdException w:name="HTML Top of Form" w:semiHidden="1" w:unhideWhenUsed="1"/>
-    <w:lsdException w:name="HTML Bottom of Form" w:semiHidden="1" w:unhideWhenUsed="1"/>
-    <w:lsdException w:name="Normal (Web)" w:semiHidden="1" w:unhideWhenUsed="1"/>
-    <w:lsdException w:name="HTML Acronym" w:semiHidden="1" w:unhideWhenUsed="1"/>
-    <w:lsdException w:name="HTML Address" w:semiHidden="1" w:unhideWhenUsed="1"/>
-    <w:lsdException w:name="HTML Cite" w:semiHidden="1" w:unhideWhenUsed="1"/>
-    <w:lsdException w:name="HTML Code" w:semiHidden="1" w:unhideWhenUsed="1"/>
-    <w:lsdException w:name="HTML Definition" w:semiHidden="1" w:unhideWhenUsed="1"/>
-    <w:lsdException w:name="HTML Keyboard" w:semiHidden="1" w:unhideWhenUsed="1"/>
-    <w:lsdException w:name="HTML Preformatted" w:semiHidden="1" w:unhideWhenUsed="1"/>
-    <w:lsdException w:name="HTML Sample" w:semiHidden="1" w:unhideWhenUsed="1"/>
-    <w:lsdException w:name="HTML Typewriter" w:semiHidden="1" w:unhideWhenUsed="1"/>
-    <w:lsdException w:name="HTML Variable" w:semiHidden="1" w:unhideWhenUsed="1"/>
-    <w:lsdException w:name="Normal Table" w:semiHidden="1" w:unhideWhenUsed="1"/>
-    <w:lsdException w:name="annotation subject" w:semiHidden="1" w:unhideWhenUsed="1"/>
-    <w:lsdException w:name="No List" w:semiHidden="1" w:unhideWhenUsed="1"/>
-    <w:lsdException w:name="Outline List 1" w:semiHidden="1" w:unhideWhenUsed="1"/>
-    <w:lsdException w:name="Outline List 2" w:semiHidden="1" w:unhideWhenUsed="1"/>
-    <w:lsdException w:name="Outline List 3" w:semiHidden="1" w:unhideWhenUsed="1"/>
-    <w:lsdException w:name="Table Simple 1" w:semiHidden="1" w:unhideWhenUsed="1"/>
-    <w:lsdException w:name="Table Simple 2" w:semiHidden="1" w:unhideWhenUsed="1"/>
-    <w:lsdException w:name="Table Simple 3" w:semiHidden="1" w:unhideWhenUsed="1"/>
-    <w:lsdException w:name="Table Classic 1" w:semiHidden="1" w:unhideWhenUsed="1"/>
-    <w:lsdException w:name="Table Classic 2" w:semiHidden="1" w:unhideWhenUsed="1"/>
-    <w:lsdException w:name="Table Classic 3" w:semiHidden="1" w:unhideWhenUsed="1"/>
-    <w:lsdException w:name="Table Classic 4" w:semiHidden="1" w:unhideWhenUsed="1"/>
-    <w:lsdException w:name="Table Colorful 1" w:semiHidden="1" w:unhideWhenUsed="1"/>
-    <w:lsdException w:name="Table Colorful 2" w:semiHidden="1" w:unhideWhenUsed="1"/>
-    <w:lsdException w:name="Table Colorful 3" w:semiHidden="1" w:unhideWhenUsed="1"/>
-    <w:lsdException w:name="Table Columns 1" w:semiHidden="1" w:unhideWhenUsed="1"/>
-    <w:lsdException w:name="Table Columns 2" w:semiHidden="1" w:unhideWhenUsed="1"/>
-    <w:lsdException w:name="Table Columns 3" w:semiHidden="1" w:unhideWhenUsed="1"/>
-    <w:lsdException w:name="Table Columns 4" w:semiHidden="1" w:unhideWhenUsed="1"/>
-    <w:lsdException w:name="Table Columns 5" w:semiHidden="1" w:unhideWhenUsed="1"/>
-    <w:lsdException w:name="Table Grid 1" w:semiHidden="1" w:unhideWhenUsed="1"/>
-    <w:lsdException w:name="Table Grid 2" w:semiHidden="1" w:unhideWhenUsed="1"/>
-    <w:lsdException w:name="Table Grid 3" w:semiHidden="1" w:unhideWhenUsed="1"/>
-    <w:lsdException w:name="Table Grid 4" w:semiHidden="1" w:unhideWhenUsed="1"/>
-    <w:lsdException w:name="Table Grid 5" w:semiHidden="1" w:unhideWhenUsed="1"/>
-    <w:lsdException w:name="Table Grid 6" w:semiHidden="1" w:unhideWhenUsed="1"/>
-    <w:lsdException w:name="Table Grid 7" w:semiHidden="1" w:unhideWhenUsed="1"/>
-    <w:lsdException w:name="Table Grid 8" w:semiHidden="1" w:unhideWhenUsed="1"/>
-    <w:lsdException w:name="Table List 1" w:semiHidden="1" w:unhideWhenUsed="1"/>
-    <w:lsdException w:name="Table List 2" w:semiHidden="1" w:unhideWhenUsed="1"/>
-    <w:lsdException w:name="Table List 3" w:semiHidden="1" w:unhideWhenUsed="1"/>
-    <w:lsdException w:name="Table List 4" w:semiHidden="1" w:unhideWhenUsed="1"/>
-    <w:lsdException w:name="Table List 5" w:semiHidden="1" w:unhideWhenUsed="1"/>
-    <w:lsdException w:name="Table List 6" w:semiHidden="1" w:unhideWhenUsed="1"/>
-    <w:lsdException w:name="Table List 7" w:semiHidden="1" w:unhideWhenUsed="1"/>
-    <w:lsdException w:name="Table List 8" w:semiHidden="1" w:unhideWhenUsed="1"/>
-    <w:lsdException w:name="Table 3D effects 1" w:semiHidden="1" w:unhideWhenUsed="1"/>
-    <w:lsdException w:name="Table 3D effects 2" w:semiHidden="1" w:unhideWhenUsed="1"/>
-    <w:lsdException w:name="Table 3D effects 3" w:semiHidden="1" w:unhideWhenUsed="1"/>
-    <w:lsdException w:name="Table Contemporary" w:semiHidden="1" w:unhideWhenUsed="1"/>
-    <w:lsdException w:name="Table Elegant" w:semiHidden="1" w:unhideWhenUsed="1"/>
-    <w:lsdException w:name="Table Professional" w:semiHidden="1" w:unhideWhenUsed="1"/>
-    <w:lsdException w:name="Table Subtle 1" w:semiHidden="1" w:unhideWhenUsed="1"/>
-    <w:lsdException w:name="Table Subtle 2" w:semiHidden="1" w:unhideWhenUsed="1"/>
-    <w:lsdException w:name="Table Web 1" w:semiHidden="1" w:unhideWhenUsed="1"/>
-    <w:lsdException w:name="Table Web 2" w:semiHidden="1" w:unhideWhenUsed="1"/>
-    <w:lsdException w:name="Table Web 3" w:semiHidden="1" w:unhideWhenUsed="1"/>
-    <w:lsdException w:name="Balloon Text" w:semiHidden="1" w:unhideWhenUsed="1"/>
-    <w:lsdException w:name="Table Grid" w:uiPriority="39"/>
-    <w:lsdException w:name="Table Theme" w:semiHidden="1" w:unhideWhenUsed="1"/>
-    <w:lsdException w:name="Placeholder Text" w:semiHidden="1"/>
-    <w:lsdException w:name="No Spacing" w:uiPriority="1" w:qFormat="1"/>
-    <w:lsdException w:name="Light Shading" w:uiPriority="60"/>
-    <w:lsdException w:name="Light List" w:uiPriority="61"/>
-    <w:lsdException w:name="Light Grid" w:uiPriority="62"/>
-    <w:lsdException w:name="Medium Shading 1" w:uiPriority="63"/>
-    <w:lsdException w:name="Medium Shading 2" w:uiPriority="64"/>
-    <w:lsdException w:name="Medium List 1" w:uiPriority="65"/>
-    <w:lsdException w:name="Medium List 2" w:uiPriority="66"/>
-    <w:lsdException w:name="Medium Grid 1" w:uiPriority="67"/>
-    <w:lsdException w:name="Medium Grid 2" w:uiPriority="68"/>
-    <w:lsdException w:name="Medium Grid 3" w:uiPriority="69"/>
-    <w:lsdException w:name="Dark List" w:uiPriority="70"/>
-    <w:lsdException w:name="Colorful Shading" w:uiPriority="71"/>
-    <w:lsdException w:name="Colorful List" w:uiPriority="72"/>
-    <w:lsdException w:name="Colorful Grid" w:uiPriority="73"/>
-    <w:lsdException w:name="Light Shading Accent 1" w:uiPriority="60"/>
-    <w:lsdException w:name="Light List Accent 1" w:uiPriority="61"/>
-    <w:lsdException w:name="Light Grid Accent 1" w:uiPriority="62"/>
-    <w:lsdException w:name="Medium Shading 1 Accent 1" w:uiPriority="63"/>
-    <w:lsdException w:name="Medium Shading 2 Accent 1" w:uiPriority="64"/>
-    <w:lsdException w:name="Medium List 1 Accent 1" w:uiPriority="65"/>
-    <w:lsdException w:name="Revision" w:semiHidden="1"/>
-    <w:lsdException w:name="List Paragraph" w:uiPriority="34" w:qFormat="1"/>
-    <w:lsdException w:name="Quote" w:uiPriority="29" w:qFormat="1"/>
-    <w:lsdException w:name="Intense Quote" w:uiPriority="30" w:qFormat="1"/>
-    <w:lsdException w:name="Medium List 2 Accent 1" w:uiPriority="66"/>
-    <w:lsdException w:name="Medium Grid 1 Accent 1" w:uiPriority="67"/>
-    <w:lsdException w:name="Medium Grid 2 Accent 1" w:uiPriority="68"/>
-    <w:lsdException w:name="Medium Grid 3 Accent 1" w:uiPriority="69"/>
-    <w:lsdException w:name="Dark List Accent 1" w:uiPriority="70"/>
-    <w:lsdException w:name="Colorful Shading Accent 1" w:uiPriority="71"/>
-    <w:lsdException w:name="Colorful List Accent 1" w:uiPriority="72"/>
-    <w:lsdException w:name="Colorful Grid Accent 1" w:uiPriority="73"/>
-    <w:lsdException w:name="Light Shading Accent 2" w:uiPriority="60"/>
-    <w:lsdException w:name="Light List Accent 2" w:uiPriority="61"/>
-    <w:lsdException w:name="Light Grid Accent 2" w:uiPriority="62"/>
-    <w:lsdException w:name="Medium Shading 1 Accent 2" w:uiPriority="63"/>
-    <w:lsdException w:name="Medium Shading 2 Accent 2" w:uiPriority="64"/>
-    <w:lsdException w:name="Medium List 1 Accent 2" w:uiPriority="65"/>
-    <w:lsdException w:name="Medium List 2 Accent 2" w:uiPriority="66"/>
-    <w:lsdException w:name="Medium Grid 1 Accent 2" w:uiPriority="67"/>
-    <w:lsdException w:name="Medium Grid 2 Accent 2" w:uiPriority="68"/>
-    <w:lsdException w:name="Medium Grid 3 Accent 2" w:uiPriority="69"/>
-    <w:lsdException w:name="Dark List Accent 2" w:uiPriority="70"/>
-    <w:lsdException w:name="Colorful Shading Accent 2" w:uiPriority="71"/>
-    <w:lsdException w:name="Colorful List Accent 2" w:uiPriority="72"/>
-    <w:lsdException w:name="Colorful Grid Accent 2" w:uiPriority="73"/>
-    <w:lsdException w:name="Light Shading Accent 3" w:uiPriority="60"/>
-    <w:lsdException w:name="Light List Accent 3" w:uiPriority="61"/>
-    <w:lsdException w:name="Light Grid Accent 3" w:uiPriority="62"/>
-    <w:lsdException w:name="Medium Shading 1 Accent 3" w:uiPriority="63"/>
-    <w:lsdException w:name="Medium Shading 2 Accent 3" w:uiPriority="64"/>
-    <w:lsdException w:name="Medium List 1 Accent 3" w:uiPriority="65"/>
-    <w:lsdException w:name="Medium List 2 Accent 3" w:uiPriority="66"/>
-    <w:lsdException w:name="Medium Grid 1 Accent 3" w:uiPriority="67"/>
-    <w:lsdException w:name="Medium Grid 2 Accent 3" w:uiPriority="68"/>
-    <w:lsdException w:name="Medium Grid 3 Accent 3" w:uiPriority="69"/>
-    <w:lsdException w:name="Dark List Accent 3" w:uiPriority="70"/>
-    <w:lsdException w:name="Colorful Shading Accent 3" w:uiPriority="71"/>
-    <w:lsdException w:name="Colorful List Accent 3" w:uiPriority="72"/>
-    <w:lsdException w:name="Colorful Grid Accent 3" w:uiPriority="73"/>
-    <w:lsdException w:name="Light Shading Accent 4" w:uiPriority="60"/>
-    <w:lsdException w:name="Light List Accent 4" w:uiPriority="61"/>
-    <w:lsdException w:name="Light Grid Accent 4" w:uiPriority="62"/>
-    <w:lsdException w:name="Medium Shading 1 Accent 4" w:uiPriority="63"/>
-    <w:lsdException w:name="Medium Shading 2 Accent 4" w:uiPriority="64"/>
-    <w:lsdException w:name="Medium List 1 Accent 4" w:uiPriority="65"/>
-    <w:lsdException w:name="Medium List 2 Accent 4" w:uiPriority="66"/>
-    <w:lsdException w:name="Medium Grid 1 Accent 4" w:uiPriority="67"/>
-    <w:lsdException w:name="Medium Grid 2 Accent 4" w:uiPriority="68"/>
-    <w:lsdException w:name="Medium Grid 3 Accent 4" w:uiPriority="69"/>
-    <w:lsdException w:name="Dark List Accent 4" w:uiPriority="70"/>
-    <w:lsdException w:name="Colorful Shading Accent 4" w:uiPriority="71"/>
-    <w:lsdException w:name="Colorful List Accent 4" w:uiPriority="72"/>
-    <w:lsdException w:name="Colorful Grid Accent 4" w:uiPriority="73"/>
-    <w:lsdException w:name="Light Shading Accent 5" w:uiPriority="60"/>
-    <w:lsdException w:name="Light List Accent 5" w:uiPriority="61"/>
-    <w:lsdException w:name="Light Grid Accent 5" w:uiPriority="62"/>
-    <w:lsdException w:name="Medium Shading 1 Accent 5" w:uiPriority="63"/>
-    <w:lsdException w:name="Medium Shading 2 Accent 5" w:uiPriority="64"/>
-    <w:lsdException w:name="Medium List 1 Accent 5" w:uiPriority="65"/>
-    <w:lsdException w:name="Medium List 2 Accent 5" w:uiPriority="66"/>
-    <w:lsdException w:name="Medium Grid 1 Accent 5" w:uiPriority="67"/>
-    <w:lsdException w:name="Medium Grid 2 Accent 5" w:uiPriority="68"/>
-    <w:lsdException w:name="Medium Grid 3 Accent 5" w:uiPriority="69"/>
-    <w:lsdException w:name="Dark List Accent 5" w:uiPriority="70"/>
-    <w:lsdException w:name="Colorful Shading Accent 5" w:uiPriority="71"/>
-    <w:lsdException w:name="Colorful List Accent 5" w:uiPriority="72"/>
-    <w:lsdException w:name="Colorful Grid Accent 5" w:uiPriority="73"/>
-    <w:lsdException w:name="Light Shading Accent 6" w:uiPriority="60"/>
-    <w:lsdException w:name="Light List Accent 6" w:uiPriority="61"/>
-    <w:lsdException w:name="Light Grid Accent 6" w:uiPriority="62"/>
-    <w:lsdException w:name="Medium Shading 1 Accent 6" w:uiPriority="63"/>
-    <w:lsdException w:name="Medium Shading 2 Accent 6" w:uiPriority="64"/>
-    <w:lsdException w:name="Medium List 1 Accent 6" w:uiPriority="65"/>
-    <w:lsdException w:name="Medium List 2 Accent 6" w:uiPriority="66"/>
-    <w:lsdException w:name="Medium Grid 1 Accent 6" w:uiPriority="67"/>
-    <w:lsdException w:name="Medium Grid 2 Accent 6" w:uiPriority="68"/>
-    <w:lsdException w:name="Medium Grid 3 Accent 6" w:uiPriority="69"/>
-    <w:lsdException w:name="Dark List Accent 6" w:uiPriority="70"/>
-    <w:lsdException w:name="Colorful Shading Accent 6" w:uiPriority="71"/>
-    <w:lsdException w:name="Colorful List Accent 6" w:uiPriority="72"/>
-    <w:lsdException w:name="Colorful Grid Accent 6" w:uiPriority="73"/>
-    <w:lsdException w:name="Subtle Emphasis" w:uiPriority="19" w:qFormat="1"/>
-    <w:lsdException w:name="Intense Emphasis" w:uiPriority="21" w:qFormat="1"/>
-    <w:lsdException w:name="Subtle Reference" w:uiPriority="31" w:qFormat="1"/>
-    <w:lsdException w:name="Intense Reference" w:uiPriority="32" w:qFormat="1"/>
-    <w:lsdException w:name="Book Title" w:uiPriority="33" w:qFormat="1"/>
-    <w:lsdException w:name="Bibliography" w:semiHidden="1" w:uiPriority="37" w:unhideWhenUsed="1"/>
-    <w:lsdException w:name="TOC Heading" w:semiHidden="1" w:uiPriority="39" w:unhideWhenUsed="1" w:qFormat="1"/>
-    <w:lsdException w:name="Plain Table 1" w:uiPriority="41"/>
-    <w:lsdException w:name="Plain Table 2" w:uiPriority="42"/>
-    <w:lsdException w:name="Plain Table 3" w:uiPriority="43"/>
-    <w:lsdException w:name="Plain Table 4" w:uiPriority="44"/>
-    <w:lsdException w:name="Plain Table 5" w:uiPriority="45"/>
-    <w:lsdException w:name="Grid Table Light" w:uiPriority="40"/>
-    <w:lsdException w:name="Grid Table 1 Light" w:uiPriority="46"/>
-    <w:lsdException w:name="Grid Table 2" w:uiPriority="47"/>
-    <w:lsdException w:name="Grid Table 3" w:uiPriority="48"/>
-    <w:lsdException w:name="Grid Table 4" w:uiPriority="49"/>
-    <w:lsdException w:name="Grid Table 5 Dark" w:uiPriority="50"/>
-    <w:lsdException w:name="Grid Table 6 Colorful" w:uiPriority="51"/>
-    <w:lsdException w:name="Grid Table 7 Colorful" w:uiPriority="52"/>
-    <w:lsdException w:name="Grid Table 1 Light Accent 1" w:uiPriority="46"/>
-    <w:lsdException w:name="Grid Table 2 Accent 1" w:uiPriority="47"/>
-    <w:lsdException w:name="Grid Table 3 Accent 1" w:uiPriority="48"/>
-    <w:lsdException w:name="Grid Table 4 Accent 1" w:uiPriority="49"/>
-    <w:lsdException w:name="Grid Table 5 Dark Accent 1" w:uiPriority="50"/>
-    <w:lsdException w:name="Grid Table 6 Colorful Accent 1" w:uiPriority="51"/>
-    <w:lsdException w:name="Grid Table 7 Colorful Accent 1" w:uiPriority="52"/>
-    <w:lsdException w:name="Grid Table 1 Light Accent 2" w:uiPriority="46"/>
-    <w:lsdException w:name="Grid Table 2 Accent 2" w:uiPriority="47"/>
-    <w:lsdException w:name="Grid Table 3 Accent 2" w:uiPriority="48"/>
-    <w:lsdException w:name="Grid Table 4 Accent 2" w:uiPriority="49"/>
-    <w:lsdException w:name="Grid Table 5 Dark Accent 2" w:uiPriority="50"/>
-    <w:lsdException w:name="Grid Table 6 Colorful Accent 2" w:uiPriority="51"/>
-    <w:lsdException w:name="Grid Table 7 Colorful Accent 2" w:uiPriority="52"/>
-    <w:lsdException w:name="Grid Table 1 Light Accent 3" w:uiPriority="46"/>
-    <w:lsdException w:name="Grid Table 2 Accent 3" w:uiPriority="47"/>
-    <w:lsdException w:name="Grid Table 3 Accent 3" w:uiPriority="48"/>
-    <w:lsdException w:name="Grid Table 4 Accent 3" w:uiPriority="49"/>
-    <w:lsdException w:name="Grid Table 5 Dark Accent 3" w:uiPriority="50"/>
-    <w:lsdException w:name="Grid Table 6 Colorful Accent 3" w:uiPriority="51"/>
-    <w:lsdException w:name="Grid Table 7 Colorful Accent 3" w:uiPriority="52"/>
-    <w:lsdException w:name="Grid Table 1 Light Accent 4" w:uiPriority="46"/>
-    <w:lsdException w:name="Grid Table 2 Accent 4" w:uiPriority="47"/>
-    <w:lsdException w:name="Grid Table 3 Accent 4" w:uiPriority="48"/>
-    <w:lsdException w:name="Grid Table 4 Accent 4" w:uiPriority="49"/>
-    <w:lsdException w:name="Grid Table 5 Dark Accent 4" w:uiPriority="50"/>
-    <w:lsdException w:name="Grid Table 6 Colorful Accent 4" w:uiPriority="51"/>
-    <w:lsdException w:name="Grid Table 7 Colorful Accent 4" w:uiPriority="52"/>
-    <w:lsdException w:name="Grid Table 1 Light Accent 5" w:uiPriority="46"/>
-    <w:lsdException w:name="Grid Table 2 Accent 5" w:uiPriority="47"/>
-    <w:lsdException w:name="Grid Table 3 Accent 5" w:uiPriority="48"/>
-    <w:lsdException w:name="Grid Table 4 Accent 5" w:uiPriority="49"/>
-    <w:lsdException w:name="Grid Table 5 Dark Accent 5" w:uiPriority="50"/>
-    <w:lsdException w:name="Grid Table 6 Colorful Accent 5" w:uiPriority="51"/>
-    <w:lsdException w:name="Grid Table 7 Colorful Accent 5" w:uiPriority="52"/>
-    <w:lsdException w:name="Grid Table 1 Light Accent 6" w:uiPriority="46"/>
-    <w:lsdException w:name="Grid Table 2 Accent 6" w:uiPriority="47"/>
-    <w:lsdException w:name="Grid Table 3 Accent 6" w:uiPriority="48"/>
-    <w:lsdException w:name="Grid Table 4 Accent 6" w:uiPriority="49"/>
-    <w:lsdException w:name="Grid Table 5 Dark Accent 6" w:uiPriority="50"/>
-    <w:lsdException w:name="Grid Table 6 Colorful Accent 6" w:uiPriority="51"/>
-    <w:lsdException w:name="Grid Table 7 Colorful Accent 6" w:uiPriority="52"/>
-    <w:lsdException w:name="List Table 1 Light" w:uiPriority="46"/>
-    <w:lsdException w:name="List Table 2" w:uiPriority="47"/>
-    <w:lsdException w:name="List Table 3" w:uiPriority="48"/>
-    <w:lsdException w:name="List Table 4" w:uiPriority="49"/>
-    <w:lsdException w:name="List Table 5 Dark" w:uiPriority="50"/>
-    <w:lsdException w:name="List Table 6 Colorful" w:uiPriority="51"/>
-    <w:lsdException w:name="List Table 7 Colorful" w:uiPriority="52"/>
-    <w:lsdException w:name="List Table 1 Light Accent 1" w:uiPriority="46"/>
-    <w:lsdException w:name="List Table 2 Accent 1" w:uiPriority="47"/>
-    <w:lsdException w:name="List Table 3 Accent 1" w:uiPriority="48"/>
-    <w:lsdException w:name="List Table 4 Accent 1" w:uiPriority="49"/>
-    <w:lsdException w:name="List Table 5 Dark Accent 1" w:uiPriority="50"/>
-    <w:lsdException w:name="List Table 6 Colorful Accent 1" w:uiPriority="51"/>
-    <w:lsdException w:name="List Table 7 Colorful Accent 1" w:uiPriority="52"/>
-    <w:lsdException w:name="List Table 1 Light Accent 2" w:uiPriority="46"/>
-    <w:lsdException w:name="List Table 2 Accent 2" w:uiPriority="47"/>
-    <w:lsdException w:name="List Table 3 Accent 2" w:uiPriority="48"/>
-    <w:lsdException w:name="List Table 4 Accent 2" w:uiPriority="49"/>
-    <w:lsdException w:name="List Table 5 Dark Accent 2" w:uiPriority="50"/>
-    <w:lsdException w:name="List Table 6 Colorful Accent 2" w:uiPriority="51"/>
-    <w:lsdException w:name="List Table 7 Colorful Accent 2" w:uiPriority="52"/>
-    <w:lsdException w:name="List Table 1 Light Accent 3" w:uiPriority="46"/>
-    <w:lsdException w:name="List Table 2 Accent 3" w:uiPriority="47"/>
-    <w:lsdException w:name="List Table 3 Accent 3" w:uiPriority="48"/>
-    <w:lsdException w:name="List Table 4 Accent 3" w:uiPriority="49"/>
-    <w:lsdException w:name="List Table 5 Dark Accent 3" w:uiPriority="50"/>
-    <w:lsdException w:name="List Table 6 Colorful Accent 3" w:uiPriority="51"/>
-    <w:lsdException w:name="List Table 7 Colorful Accent 3" w:uiPriority="52"/>
-    <w:lsdException w:name="List Table 1 Light Accent 4" w:uiPriority="46"/>
-    <w:lsdException w:name="List Table 2 Accent 4" w:uiPriority="47"/>
-    <w:lsdException w:name="List Table 3 Accent 4" w:uiPriority="48"/>
-    <w:lsdException w:name="List Table 4 Accent 4" w:uiPriority="49"/>
-    <w:lsdException w:name="List Table 5 Dark Accent 4" w:uiPriority="50"/>
-    <w:lsdException w:name="List Table 6 Colorful Accent 4" w:uiPriority="51"/>
-    <w:lsdException w:name="List Table 7 Colorful Accent 4" w:uiPriority="52"/>
-    <w:lsdException w:name="List Table 1 Light Accent 5" w:uiPriority="46"/>
-    <w:lsdException w:name="List Table 2 Accent 5" w:uiPriority="47"/>
-    <w:lsdException w:name="List Table 3 Accent 5" w:uiPriority="48"/>
-    <w:lsdException w:name="List Table 4 Accent 5" w:uiPriority="49"/>
-    <w:lsdException w:name="List Table 5 Dark Accent 5" w:uiPriority="50"/>
-    <w:lsdException w:name="List Table 6 Colorful Accent 5" w:uiPriority="51"/>
-    <w:lsdException w:name="List Table 7 Colorful Accent 5" w:uiPriority="52"/>
-    <w:lsdException w:name="List Table 1 Light Accent 6" w:uiPriority="46"/>
-    <w:lsdException w:name="List Table 2 Accent 6" w:uiPriority="47"/>
-    <w:lsdException w:name="List Table 3 Accent 6" w:uiPriority="48"/>
-    <w:lsdException w:name="List Table 4 Accent 6" w:uiPriority="49"/>
-    <w:lsdException w:name="List Table 5 Dark Accent 6" w:uiPriority="50"/>
-    <w:lsdException w:name="List Table 6 Colorful Accent 6" w:uiPriority="51"/>
-    <w:lsdException w:name="List Table 7 Colorful Accent 6" w:uiPriority="52"/>
-    <w:lsdException w:name="Mention" w:semiHidden="1" w:unhideWhenUsed="1"/>
-    <w:lsdException w:name="Smart Hyperlink" w:semiHidden="1" w:unhideWhenUsed="1"/>
-    <w:lsdException w:name="Hashtag" w:semiHidden="1" w:unhideWhenUsed="1"/>
-    <w:lsdException w:name="Unresolved Mention" w:semiHidden="1" w:unhideWhenUsed="1"/>
+  <w:latentStyles w:defLockedState="0" w:defUIPriority="99" w:defSemiHidden="1" w:defUnhideWhenUsed="1" w:defQFormat="0" w:count="267">
+    <w:lsdException w:name="Normal" w:semiHidden="0" w:uiPriority="0" w:unhideWhenUsed="0" w:qFormat="1"/>
+    <w:lsdException w:name="heading 1" w:semiHidden="0" w:uiPriority="9" w:unhideWhenUsed="0" w:qFormat="1"/>
+    <w:lsdException w:name="heading 2" w:uiPriority="9" w:qFormat="1"/>
+    <w:lsdException w:name="heading 3" w:uiPriority="9" w:qFormat="1"/>
+    <w:lsdException w:name="heading 4" w:uiPriority="9" w:qFormat="1"/>
+    <w:lsdException w:name="heading 5" w:uiPriority="9" w:qFormat="1"/>
+    <w:lsdException w:name="heading 6" w:uiPriority="9" w:qFormat="1"/>
+    <w:lsdException w:name="heading 7" w:uiPriority="9" w:qFormat="1"/>
+    <w:lsdException w:name="heading 8" w:uiPriority="9" w:qFormat="1"/>
+    <w:lsdException w:name="heading 9" w:uiPriority="9" w:qFormat="1"/>
+    <w:lsdException w:name="toc 1" w:uiPriority="39"/>
+    <w:lsdException w:name="toc 2" w:uiPriority="39"/>
+    <w:lsdException w:name="toc 3" w:uiPriority="39"/>
+    <w:lsdException w:name="toc 4" w:uiPriority="39"/>
+    <w:lsdException w:name="toc 5" w:uiPriority="39"/>
+    <w:lsdException w:name="toc 6" w:uiPriority="39"/>
+    <w:lsdException w:name="toc 7" w:uiPriority="39"/>
+    <w:lsdException w:name="toc 8" w:uiPriority="39"/>
+    <w:lsdException w:name="toc 9" w:uiPriority="39"/>
+    <w:lsdException w:name="caption" w:uiPriority="35" w:qFormat="1"/>
+    <w:lsdException w:name="Title" w:semiHidden="0" w:uiPriority="10" w:unhideWhenUsed="0" w:qFormat="1"/>
+    <w:lsdException w:name="Default Paragraph Font" w:uiPriority="1"/>
+    <w:lsdException w:name="Subtitle" w:semiHidden="0" w:uiPriority="11" w:unhideWhenUsed="0" w:qFormat="1"/>
+    <w:lsdException w:name="Strong" w:semiHidden="0" w:uiPriority="22" w:unhideWhenUsed="0" w:qFormat="1"/>
+    <w:lsdException w:name="Emphasis" w:semiHidden="0" w:uiPriority="20" w:unhideWhenUsed="0" w:qFormat="1"/>
+    <w:lsdException w:name="Table Grid" w:semiHidden="0" w:uiPriority="39" w:unhideWhenUsed="0"/>
+    <w:lsdException w:name="Placeholder Text" w:unhideWhenUsed="0"/>
+    <w:lsdException w:name="No Spacing" w:semiHidden="0" w:uiPriority="1" w:unhideWhenUsed="0" w:qFormat="1"/>
+    <w:lsdException w:name="Light Shading" w:semiHidden="0" w:uiPriority="60" w:unhideWhenUsed="0"/>
+    <w:lsdException w:name="Light List" w:semiHidden="0" w:uiPriority="61" w:unhideWhenUsed="0"/>
+    <w:lsdException w:name="Light Grid" w:semiHidden="0" w:uiPriority="62" w:unhideWhenUsed="0"/>
+    <w:lsdException w:name="Medium Shading 1" w:semiHidden="0" w:uiPriority="63" w:unhideWhenUsed="0"/>
+    <w:lsdException w:name="Medium Shading 2" w:semiHidden="0" w:uiPriority="64" w:unhideWhenUsed="0"/>
+    <w:lsdException w:name="Medium List 1" w:semiHidden="0" w:uiPriority="65" w:unhideWhenUsed="0"/>
+    <w:lsdException w:name="Medium List 2" w:semiHidden="0" w:uiPriority="66" w:unhideWhenUsed="0"/>
+    <w:lsdException w:name="Medium Grid 1" w:semiHidden="0" w:uiPriority="67" w:unhideWhenUsed="0"/>
+    <w:lsdException w:name="Medium Grid 2" w:semiHidden="0" w:uiPriority="68" w:unhideWhenUsed="0"/>
+    <w:lsdException w:name="Medium Grid 3" w:semiHidden="0" w:uiPriority="69" w:unhideWhenUsed="0"/>
+    <w:lsdException w:name="Dark List" w:semiHidden="0" w:uiPriority="70" w:unhideWhenUsed="0"/>
+    <w:lsdException w:name="Colorful Shading" w:semiHidden="0" w:uiPriority="71" w:unhideWhenUsed="0"/>
+    <w:lsdException w:name="Colorful List" w:semiHidden="0" w:uiPriority="72" w:unhideWhenUsed="0"/>
+    <w:lsdException w:name="Colorful Grid" w:semiHidden="0" w:uiPriority="73" w:unhideWhenUsed="0"/>
+    <w:lsdException w:name="Light Shading Accent 1" w:semiHidden="0" w:uiPriority="60" w:unhideWhenUsed="0"/>
+    <w:lsdException w:name="Light List Accent 1" w:semiHidden="0" w:uiPriority="61" w:unhideWhenUsed="0"/>
+    <w:lsdException w:name="Light Grid Accent 1" w:semiHidden="0" w:uiPriority="62" w:unhideWhenUsed="0"/>
+    <w:lsdException w:name="Medium Shading 1 Accent 1" w:semiHidden="0" w:uiPriority="63" w:unhideWhenUsed="0"/>
+    <w:lsdException w:name="Medium Shading 2 Accent 1" w:semiHidden="0" w:uiPriority="64" w:unhideWhenUsed="0"/>
+    <w:lsdException w:name="Medium List 1 Accent 1" w:semiHidden="0" w:uiPriority="65" w:unhideWhenUsed="0"/>
+    <w:lsdException w:name="Revision" w:unhideWhenUsed="0"/>
+    <w:lsdException w:name="List Paragraph" w:semiHidden="0" w:uiPriority="34" w:unhideWhenUsed="0" w:qFormat="1"/>
+    <w:lsdException w:name="Quote" w:semiHidden="0" w:uiPriority="29" w:unhideWhenUsed="0" w:qFormat="1"/>
+    <w:lsdException w:name="Intense Quote" w:semiHidden="0" w:uiPriority="30" w:unhideWhenUsed="0" w:qFormat="1"/>
+    <w:lsdException w:name="Medium List 2 Accent 1" w:semiHidden="0" w:uiPriority="66" w:unhideWhenUsed="0"/>
+    <w:lsdException w:name="Medium Grid 1 Accent 1" w:semiHidden="0" w:uiPriority="67" w:unhideWhenUsed="0"/>
+    <w:lsdException w:name="Medium Grid 2 Accent 1" w:semiHidden="0" w:uiPriority="68" w:unhideWhenUsed="0"/>
+    <w:lsdException w:name="Medium Grid 3 Accent 1" w:semiHidden="0" w:uiPriority="69" w:unhideWhenUsed="0"/>
+    <w:lsdException w:name="Dark List Accent 1" w:semiHidden="0" w:uiPriority="70" w:unhideWhenUsed="0"/>
+    <w:lsdException w:name="Colorful Shading Accent 1" w:semiHidden="0" w:uiPriority="71" w:unhideWhenUsed="0"/>
+    <w:lsdException w:name="Colorful List Accent 1" w:semiHidden="0" w:uiPriority="72" w:unhideWhenUsed="0"/>
+    <w:lsdException w:name="Colorful Grid Accent 1" w:semiHidden="0" w:uiPriority="73" w:unhideWhenUsed="0"/>
+    <w:lsdException w:name="Light Shading Accent 2" w:semiHidden="0" w:uiPriority="60" w:unhideWhenUsed="0"/>
+    <w:lsdException w:name="Light List Accent 2" w:semiHidden="0" w:uiPriority="61" w:unhideWhenUsed="0"/>
+    <w:lsdException w:name="Light Grid Accent 2" w:semiHidden="0" w:uiPriority="62" w:unhideWhenUsed="0"/>
+    <w:lsdException w:name="Medium Shading 1 Accent 2" w:semiHidden="0" w:uiPriority="63" w:unhideWhenUsed="0"/>
+    <w:lsdException w:name="Medium Shading 2 Accent 2" w:semiHidden="0" w:uiPriority="64" w:unhideWhenUsed="0"/>
+    <w:lsdException w:name="Medium List 1 Accent 2" w:semiHidden="0" w:uiPriority="65" w:unhideWhenUsed="0"/>
+    <w:lsdException w:name="Medium List 2 Accent 2" w:semiHidden="0" w:uiPriority="66" w:unhideWhenUsed="0"/>
+    <w:lsdException w:name="Medium Grid 1 Accent 2" w:semiHidden="0" w:uiPriority="67" w:unhideWhenUsed="0"/>
+    <w:lsdException w:name="Medium Grid 2 Accent 2" w:semiHidden="0" w:uiPriority="68" w:unhideWhenUsed="0"/>
+    <w:lsdException w:name="Medium Grid 3 Accent 2" w:semiHidden="0" w:uiPriority="69" w:unhideWhenUsed="0"/>
+    <w:lsdException w:name="Dark List Accent 2" w:semiHidden="0" w:uiPriority="70" w:unhideWhenUsed="0"/>
+    <w:lsdException w:name="Colorful Shading Accent 2" w:semiHidden="0" w:uiPriority="71" w:unhideWhenUsed="0"/>
+    <w:lsdException w:name="Colorful List Accent 2" w:semiHidden="0" w:uiPriority="72" w:unhideWhenUsed="0"/>
+    <w:lsdException w:name="Colorful Grid Accent 2" w:semiHidden="0" w:uiPriority="73" w:unhideWhenUsed="0"/>
+    <w:lsdException w:name="Light Shading Accent 3" w:semiHidden="0" w:uiPriority="60" w:unhideWhenUsed="0"/>
+    <w:lsdException w:name="Light List Accent 3" w:semiHidden="0" w:uiPriority="61" w:unhideWhenUsed="0"/>
+    <w:lsdException w:name="Light Grid Accent 3" w:semiHidden="0" w:uiPriority="62" w:unhideWhenUsed="0"/>
+    <w:lsdException w:name="Medium Shading 1 Accent 3" w:semiHidden="0" w:uiPriority="63" w:unhideWhenUsed="0"/>
+    <w:lsdException w:name="Medium Shading 2 Accent 3" w:semiHidden="0" w:uiPriority="64" w:unhideWhenUsed="0"/>
+    <w:lsdException w:name="Medium List 1 Accent 3" w:semiHidden="0" w:uiPriority="65" w:unhideWhenUsed="0"/>
+    <w:lsdException w:name="Medium List 2 Accent 3" w:semiHidden="0" w:uiPriority="66" w:unhideWhenUsed="0"/>
+    <w:lsdException w:name="Medium Grid 1 Accent 3" w:semiHidden="0" w:uiPriority="67" w:unhideWhenUsed="0"/>
+    <w:lsdException w:name="Medium Grid 2 Accent 3" w:semiHidden="0" w:uiPriority="68" w:unhideWhenUsed="0"/>
+    <w:lsdException w:name="Medium Grid 3 Accent 3" w:semiHidden="0" w:uiPriority="69" w:unhideWhenUsed="0"/>
+    <w:lsdException w:name="Dark List Accent 3" w:semiHidden="0" w:uiPriority="70" w:unhideWhenUsed="0"/>
+    <w:lsdException w:name="Colorful Shading Accent 3" w:semiHidden="0" w:uiPriority="71" w:unhideWhenUsed="0"/>
+    <w:lsdException w:name="Colorful List Accent 3" w:semiHidden="0" w:uiPriority="72" w:unhideWhenUsed="0"/>
+    <w:lsdException w:name="Colorful Grid Accent 3" w:semiHidden="0" w:uiPriority="73" w:unhideWhenUsed="0"/>
+    <w:lsdException w:name="Light Shading Accent 4" w:semiHidden="0" w:uiPriority="60" w:unhideWhenUsed="0"/>
+    <w:lsdException w:name="Light List Accent 4" w:semiHidden="0" w:uiPriority="61" w:unhideWhenUsed="0"/>
+    <w:lsdException w:name="Light Grid Accent 4" w:semiHidden="0" w:uiPriority="62" w:unhideWhenUsed="0"/>
+    <w:lsdException w:name="Medium Shading 1 Accent 4" w:semiHidden="0" w:uiPriority="63" w:unhideWhenUsed="0"/>
+    <w:lsdException w:name="Medium Shading 2 Accent 4" w:semiHidden="0" w:uiPriority="64" w:unhideWhenUsed="0"/>
+    <w:lsdException w:name="Medium List 1 Accent 4" w:semiHidden="0" w:uiPriority="65" w:unhideWhenUsed="0"/>
+    <w:lsdException w:name="Medium List 2 Accent 4" w:semiHidden="0" w:uiPriority="66" w:unhideWhenUsed="0"/>
+    <w:lsdException w:name="Medium Grid 1 Accent 4" w:semiHidden="0" w:uiPriority="67" w:unhideWhenUsed="0"/>
+    <w:lsdException w:name="Medium Grid 2 Accent 4" w:semiHidden="0" w:uiPriority="68" w:unhideWhenUsed="0"/>
+    <w:lsdException w:name="Medium Grid 3 Accent 4" w:semiHidden="0" w:uiPriority="69" w:unhideWhenUsed="0"/>
+    <w:lsdException w:name="Dark List Accent 4" w:semiHidden="0" w:uiPriority="70" w:unhideWhenUsed="0"/>
+    <w:lsdException w:name="Colorful Shading Accent 4" w:semiHidden="0" w:uiPriority="71" w:unhideWhenUsed="0"/>
+    <w:lsdException w:name="Colorful List Accent 4" w:semiHidden="0" w:uiPriority="72" w:unhideWhenUsed="0"/>
+    <w:lsdException w:name="Colorful Grid Accent 4" w:semiHidden="0" w:uiPriority="73" w:unhideWhenUsed="0"/>
+    <w:lsdException w:name="Light Shading Accent 5" w:semiHidden="0" w:uiPriority="60" w:unhideWhenUsed="0"/>
+    <w:lsdException w:name="Light List Accent 5" w:semiHidden="0" w:uiPriority="61" w:unhideWhenUsed="0"/>
+    <w:lsdException w:name="Light Grid Accent 5" w:semiHidden="0" w:uiPriority="62" w:unhideWhenUsed="0"/>
+    <w:lsdException w:name="Medium Shading 1 Accent 5" w:semiHidden="0" w:uiPriority="63" w:unhideWhenUsed="0"/>
+    <w:lsdException w:name="Medium Shading 2 Accent 5" w:semiHidden="0" w:uiPriority="64" w:unhideWhenUsed="0"/>
+    <w:lsdException w:name="Medium List 1 Accent 5" w:semiHidden="0" w:uiPriority="65" w:unhideWhenUsed="0"/>
+    <w:lsdException w:name="Medium List 2 Accent 5" w:semiHidden="0" w:uiPriority="66" w:unhideWhenUsed="0"/>
+    <w:lsdException w:name="Medium Grid 1 Accent 5" w:semiHidden="0" w:uiPriority="67" w:unhideWhenUsed="0"/>
+    <w:lsdException w:name="Medium Grid 2 Accent 5" w:semiHidden="0" w:uiPriority="68" w:unhideWhenUsed="0"/>
+    <w:lsdException w:name="Medium Grid 3 Accent 5" w:semiHidden="0" w:uiPriority="69" w:unhideWhenUsed="0"/>
+    <w:lsdException w:name="Dark List Accent 5" w:semiHidden="0" w:uiPriority="70" w:unhideWhenUsed="0"/>
+    <w:lsdException w:name="Colorful Shading Accent 5" w:semiHidden="0" w:uiPriority="71" w:unhideWhenUsed="0"/>
+    <w:lsdException w:name="Colorful List Accent 5" w:semiHidden="0" w:uiPriority="72" w:unhideWhenUsed="0"/>
+    <w:lsdException w:name="Colorful Grid Accent 5" w:semiHidden="0" w:uiPriority="73" w:unhideWhenUsed="0"/>
+    <w:lsdException w:name="Light Shading Accent 6" w:semiHidden="0" w:uiPriority="60" w:unhideWhenUsed="0"/>
+    <w:lsdException w:name="Light List Accent 6" w:semiHidden="0" w:uiPriority="61" w:unhideWhenUsed="0"/>
+    <w:lsdException w:name="Light Grid Accent 6" w:semiHidden="0" w:uiPriority="62" w:unhideWhenUsed="0"/>
+    <w:lsdException w:name="Medium Shading 1 Accent 6" w:semiHidden="0" w:uiPriority="63" w:unhideWhenUsed="0"/>
+    <w:lsdException w:name="Medium Shading 2 Accent 6" w:semiHidden="0" w:uiPriority="64" w:unhideWhenUsed="0"/>
+    <w:lsdException w:name="Medium List 1 Accent 6" w:semiHidden="0" w:uiPriority="65" w:unhideWhenUsed="0"/>
+    <w:lsdException w:name="Medium List 2 Accent 6" w:semiHidden="0" w:uiPriority="66" w:unhideWhenUsed="0"/>
+    <w:lsdException w:name="Medium Grid 1 Accent 6" w:semiHidden="0" w:uiPriority="67" w:unhideWhenUsed="0"/>
+    <w:lsdException w:name="Medium Grid 2 Accent 6" w:semiHidden="0" w:uiPriority="68" w:unhideWhenUsed="0"/>
+    <w:lsdException w:name="Medium Grid 3 Accent 6" w:semiHidden="0" w:uiPriority="69" w:unhideWhenUsed="0"/>
+    <w:lsdException w:name="Dark List Accent 6" w:semiHidden="0" w:uiPriority="70" w:unhideWhenUsed="0"/>
+    <w:lsdException w:name="Colorful Shading Accent 6" w:semiHidden="0" w:uiPriority="71" w:unhideWhenUsed="0"/>
+    <w:lsdException w:name="Colorful List Accent 6" w:semiHidden="0" w:uiPriority="72" w:unhideWhenUsed="0"/>
+    <w:lsdException w:name="Colorful Grid Accent 6" w:semiHidden="0" w:uiPriority="73" w:unhideWhenUsed="0"/>
+    <w:lsdException w:name="Subtle Emphasis" w:semiHidden="0" w:uiPriority="19" w:unhideWhenUsed="0" w:qFormat="1"/>
+    <w:lsdException w:name="Intense Emphasis" w:semiHidden="0" w:uiPriority="21" w:unhideWhenUsed="0" w:qFormat="1"/>
+    <w:lsdException w:name="Subtle Reference" w:semiHidden="0" w:uiPriority="31" w:unhideWhenUsed="0" w:qFormat="1"/>
+    <w:lsdException w:name="Intense Reference" w:semiHidden="0" w:uiPriority="32" w:unhideWhenUsed="0" w:qFormat="1"/>
+    <w:lsdException w:name="Book Title" w:semiHidden="0" w:uiPriority="33" w:unhideWhenUsed="0" w:qFormat="1"/>
+    <w:lsdException w:name="Bibliography" w:uiPriority="37"/>
+    <w:lsdException w:name="TOC Heading" w:uiPriority="39" w:qFormat="1"/>
+  </w:latentStyles>
+  <w:style w:type="paragraph" w:default="1" w:styleId="a">
+    <w:name w:val="Normal"/>
+    <w:qFormat/>
+    <w:pPr>
+      <w:widowControl w:val="0"/>
+    </w:pPr>
+  </w:style>
+  <w:style w:type="character" w:default="1" w:styleId="a0">
+    <w:name w:val="Default Paragraph Font"/>
+    <w:uiPriority w:val="1"/>
+    <w:semiHidden/>
+    <w:unhideWhenUsed/>
+  </w:style>
+  <w:style w:type="table" w:default="1" w:styleId="a1">
+    <w:name w:val="Normal Table"/>
+    <w:uiPriority w:val="99"/>
+    <w:semiHidden/>
+    <w:unhideWhenUsed/>
+    <w:tblPr>
+      <w:tblInd w:w="0" w:type="dxa"/>
+      <w:tblCellMar>
+        <w:top w:w="0" w:type="dxa"/>
+        <w:left w:w="108" w:type="dxa"/>
+        <w:bottom w:w="0" w:type="dxa"/>
+        <w:right w:w="108" w:type="dxa"/>
+      </w:tblCellMar>
+    </w:tblPr>
+  </w:style>
+  <w:style w:type="numbering" w:default="1" w:styleId="a2">
+    <w:name w:val="No List"/>
+    <w:uiPriority w:val="99"/>
+    <w:semiHidden/>
+    <w:unhideWhenUsed/>
+  </w:style>
+  <w:style w:type="character" w:styleId="a3">
+    <w:name w:val="Strong"/>
+    <w:basedOn w:val="a0"/>
+    <w:uiPriority w:val="22"/>
+    <w:qFormat/>
+    <w:rsid w:val="00A7484D"/>
+    <w:rPr>
+      <w:b/>
+      <w:bCs/>
+    </w:rPr>
+  </w:style>
+  <w:style w:type="table" w:styleId="a4">
+    <w:name w:val="Table Grid"/>
+    <w:basedOn w:val="a1"/>
+    <w:uiPriority w:val="39"/>
+    <w:rsid w:val="00A7484D"/>
+    <w:tblPr>
+      <w:tblBorders>
+        <w:top w:val="single" w:sz="4" w:space="0" w:color="auto"/>
+        <w:left w:val="single" w:sz="4" w:space="0" w:color="auto"/>
+        <w:bottom w:val="single" w:sz="4" w:space="0" w:color="auto"/>
+        <w:right w:val="single" w:sz="4" w:space="0" w:color="auto"/>
+        <w:insideH w:val="single" w:sz="4" w:space="0" w:color="auto"/>
+        <w:insideV w:val="single" w:sz="4" w:space="0" w:color="auto"/>
+      </w:tblBorders>
+    </w:tblPr>
+  </w:style>
+  <w:style w:type="paragraph" w:styleId="Web">
+    <w:name w:val="Normal (Web)"/>
+    <w:basedOn w:val="a"/>
+    <w:uiPriority w:val="99"/>
+    <w:unhideWhenUsed/>
+    <w:rsid w:val="00C97933"/>
+    <w:pPr>
+      <w:widowControl/>
+      <w:spacing w:before="100" w:beforeAutospacing="1" w:after="100" w:afterAutospacing="1"/>
+    </w:pPr>
+    <w:rPr>
+      <w:rFonts w:ascii="新細明體" w:eastAsia="新細明體" w:hAnsi="新細明體" w:cs="新細明體"/>
+      <w:kern w:val="0"/>
+      <w:szCs w:val="24"/>
+    </w:rPr>
+  </w:style>
+</w:styles>
+</file>
+
+<file path=word/stylesWithEffects.xml><?xml version="1.0" encoding="utf-8"?>
+<w:styles xmlns:wpc="http://schemas.microsoft.com/office/word/2010/wordprocessingCanvas" xmlns:mc="http://schemas.openxmlformats.org/markup-compatibility/2006" xmlns:o="urn:schemas-microsoft-com:office:office" xmlns:r="http://schemas.openxmlformats.org/officeDocument/2006/relationships" xmlns:m="http://schemas.openxmlformats.org/officeDocument/2006/math" xmlns:v="urn:schemas-microsoft-com:vml" xmlns:wp14="http://schemas.microsoft.com/office/word/2010/wordprocessingDrawing" xmlns:wp="http://schemas.openxmlformats.org/drawingml/2006/wordprocessingDrawing" xmlns:w10="urn:schemas-microsoft-com:office:word" xmlns:w="http://schemas.openxmlformats.org/wordprocessingml/2006/main" xmlns:w14="http://schemas.microsoft.com/office/word/2010/wordml" xmlns:wpg="http://schemas.microsoft.com/office/word/2010/wordprocessingGroup" xmlns:wpi="http://schemas.microsoft.com/office/word/2010/wordprocessingInk" xmlns:wne="http://schemas.microsoft.com/office/word/2006/wordml" xmlns:wps="http://schemas.microsoft.com/office/word/2010/wordprocessingShape" mc:Ignorable="w14 wp14">
+  <w:docDefaults>
+    <w:rPrDefault>
+      <w:rPr>
+        <w:rFonts w:asciiTheme="minorHAnsi" w:eastAsiaTheme="minorEastAsia" w:hAnsiTheme="minorHAnsi" w:cstheme="minorBidi"/>
+        <w:kern w:val="2"/>
+        <w:sz w:val="24"/>
+        <w:szCs w:val="22"/>
+        <w:lang w:val="en-US" w:eastAsia="zh-TW" w:bidi="ar-SA"/>
+      </w:rPr>
+    </w:rPrDefault>
+    <w:pPrDefault/>
+  </w:docDefaults>
+  <w:latentStyles w:defLockedState="0" w:defUIPriority="99" w:defSemiHidden="1" w:defUnhideWhenUsed="1" w:defQFormat="0" w:count="267">
+    <w:lsdException w:name="Normal" w:semiHidden="0" w:uiPriority="0" w:unhideWhenUsed="0" w:qFormat="1"/>
+    <w:lsdException w:name="heading 1" w:semiHidden="0" w:uiPriority="9" w:unhideWhenUsed="0" w:qFormat="1"/>
+    <w:lsdException w:name="heading 2" w:uiPriority="9" w:qFormat="1"/>
+    <w:lsdException w:name="heading 3" w:uiPriority="9" w:qFormat="1"/>
+    <w:lsdException w:name="heading 4" w:uiPriority="9" w:qFormat="1"/>
+    <w:lsdException w:name="heading 5" w:uiPriority="9" w:qFormat="1"/>
+    <w:lsdException w:name="heading 6" w:uiPriority="9" w:qFormat="1"/>
+    <w:lsdException w:name="heading 7" w:uiPriority="9" w:qFormat="1"/>
+    <w:lsdException w:name="heading 8" w:uiPriority="9" w:qFormat="1"/>
+    <w:lsdException w:name="heading 9" w:uiPriority="9" w:qFormat="1"/>
+    <w:lsdException w:name="toc 1" w:uiPriority="39"/>
+    <w:lsdException w:name="toc 2" w:uiPriority="39"/>
+    <w:lsdException w:name="toc 3" w:uiPriority="39"/>
+    <w:lsdException w:name="toc 4" w:uiPriority="39"/>
+    <w:lsdException w:name="toc 5" w:uiPriority="39"/>
+    <w:lsdException w:name="toc 6" w:uiPriority="39"/>
+    <w:lsdException w:name="toc 7" w:uiPriority="39"/>
+    <w:lsdException w:name="toc 8" w:uiPriority="39"/>
+    <w:lsdException w:name="toc 9" w:uiPriority="39"/>
+    <w:lsdException w:name="caption" w:uiPriority="35" w:qFormat="1"/>
+    <w:lsdException w:name="Title" w:semiHidden="0" w:uiPriority="10" w:unhideWhenUsed="0" w:qFormat="1"/>
+    <w:lsdException w:name="Default Paragraph Font" w:uiPriority="1"/>
+    <w:lsdException w:name="Subtitle" w:semiHidden="0" w:uiPriority="11" w:unhideWhenUsed="0" w:qFormat="1"/>
+    <w:lsdException w:name="Strong" w:semiHidden="0" w:uiPriority="22" w:unhideWhenUsed="0" w:qFormat="1"/>
+    <w:lsdException w:name="Emphasis" w:semiHidden="0" w:uiPriority="20" w:unhideWhenUsed="0" w:qFormat="1"/>
+    <w:lsdException w:name="Table Grid" w:semiHidden="0" w:uiPriority="39" w:unhideWhenUsed="0"/>
+    <w:lsdException w:name="Placeholder Text" w:unhideWhenUsed="0"/>
+    <w:lsdException w:name="No Spacing" w:semiHidden="0" w:uiPriority="1" w:unhideWhenUsed="0" w:qFormat="1"/>
+    <w:lsdException w:name="Light Shading" w:semiHidden="0" w:uiPriority="60" w:unhideWhenUsed="0"/>
+    <w:lsdException w:name="Light List" w:semiHidden="0" w:uiPriority="61" w:unhideWhenUsed="0"/>
+    <w:lsdException w:name="Light Grid" w:semiHidden="0" w:uiPriority="62" w:unhideWhenUsed="0"/>
+    <w:lsdException w:name="Medium Shading 1" w:semiHidden="0" w:uiPriority="63" w:unhideWhenUsed="0"/>
+    <w:lsdException w:name="Medium Shading 2" w:semiHidden="0" w:uiPriority="64" w:unhideWhenUsed="0"/>
+    <w:lsdException w:name="Medium List 1" w:semiHidden="0" w:uiPriority="65" w:unhideWhenUsed="0"/>
+    <w:lsdException w:name="Medium List 2" w:semiHidden="0" w:uiPriority="66" w:unhideWhenUsed="0"/>
+    <w:lsdException w:name="Medium Grid 1" w:semiHidden="0" w:uiPriority="67" w:unhideWhenUsed="0"/>
+    <w:lsdException w:name="Medium Grid 2" w:semiHidden="0" w:uiPriority="68" w:unhideWhenUsed="0"/>
+    <w:lsdException w:name="Medium Grid 3" w:semiHidden="0" w:uiPriority="69" w:unhideWhenUsed="0"/>
+    <w:lsdException w:name="Dark List" w:semiHidden="0" w:uiPriority="70" w:unhideWhenUsed="0"/>
+    <w:lsdException w:name="Colorful Shading" w:semiHidden="0" w:uiPriority="71" w:unhideWhenUsed="0"/>
+    <w:lsdException w:name="Colorful List" w:semiHidden="0" w:uiPriority="72" w:unhideWhenUsed="0"/>
+    <w:lsdException w:name="Colorful Grid" w:semiHidden="0" w:uiPriority="73" w:unhideWhenUsed="0"/>
+    <w:lsdException w:name="Light Shading Accent 1" w:semiHidden="0" w:uiPriority="60" w:unhideWhenUsed="0"/>
+    <w:lsdException w:name="Light List Accent 1" w:semiHidden="0" w:uiPriority="61" w:unhideWhenUsed="0"/>
+    <w:lsdException w:name="Light Grid Accent 1" w:semiHidden="0" w:uiPriority="62" w:unhideWhenUsed="0"/>
+    <w:lsdException w:name="Medium Shading 1 Accent 1" w:semiHidden="0" w:uiPriority="63" w:unhideWhenUsed="0"/>
+    <w:lsdException w:name="Medium Shading 2 Accent 1" w:semiHidden="0" w:uiPriority="64" w:unhideWhenUsed="0"/>
+    <w:lsdException w:name="Medium List 1 Accent 1" w:semiHidden="0" w:uiPriority="65" w:unhideWhenUsed="0"/>
+    <w:lsdException w:name="Revision" w:unhideWhenUsed="0"/>
+    <w:lsdException w:name="List Paragraph" w:semiHidden="0" w:uiPriority="34" w:unhideWhenUsed="0" w:qFormat="1"/>
+    <w:lsdException w:name="Quote" w:semiHidden="0" w:uiPriority="29" w:unhideWhenUsed="0" w:qFormat="1"/>
+    <w:lsdException w:name="Intense Quote" w:semiHidden="0" w:uiPriority="30" w:unhideWhenUsed="0" w:qFormat="1"/>
+    <w:lsdException w:name="Medium List 2 Accent 1" w:semiHidden="0" w:uiPriority="66" w:unhideWhenUsed="0"/>
+    <w:lsdException w:name="Medium Grid 1 Accent 1" w:semiHidden="0" w:uiPriority="67" w:unhideWhenUsed="0"/>
+    <w:lsdException w:name="Medium Grid 2 Accent 1" w:semiHidden="0" w:uiPriority="68" w:unhideWhenUsed="0"/>
+    <w:lsdException w:name="Medium Grid 3 Accent 1" w:semiHidden="0" w:uiPriority="69" w:unhideWhenUsed="0"/>
+    <w:lsdException w:name="Dark List Accent 1" w:semiHidden="0" w:uiPriority="70" w:unhideWhenUsed="0"/>
+    <w:lsdException w:name="Colorful Shading Accent 1" w:semiHidden="0" w:uiPriority="71" w:unhideWhenUsed="0"/>
+    <w:lsdException w:name="Colorful List Accent 1" w:semiHidden="0" w:uiPriority="72" w:unhideWhenUsed="0"/>
+    <w:lsdException w:name="Colorful Grid Accent 1" w:semiHidden="0" w:uiPriority="73" w:unhideWhenUsed="0"/>
+    <w:lsdException w:name="Light Shading Accent 2" w:semiHidden="0" w:uiPriority="60" w:unhideWhenUsed="0"/>
+    <w:lsdException w:name="Light List Accent 2" w:semiHidden="0" w:uiPriority="61" w:unhideWhenUsed="0"/>
+    <w:lsdException w:name="Light Grid Accent 2" w:semiHidden="0" w:uiPriority="62" w:unhideWhenUsed="0"/>
+    <w:lsdException w:name="Medium Shading 1 Accent 2" w:semiHidden="0" w:uiPriority="63" w:unhideWhenUsed="0"/>
+    <w:lsdException w:name="Medium Shading 2 Accent 2" w:semiHidden="0" w:uiPriority="64" w:unhideWhenUsed="0"/>
+    <w:lsdException w:name="Medium List 1 Accent 2" w:semiHidden="0" w:uiPriority="65" w:unhideWhenUsed="0"/>
+    <w:lsdException w:name="Medium List 2 Accent 2" w:semiHidden="0" w:uiPriority="66" w:unhideWhenUsed="0"/>
+    <w:lsdException w:name="Medium Grid 1 Accent 2" w:semiHidden="0" w:uiPriority="67" w:unhideWhenUsed="0"/>
+    <w:lsdException w:name="Medium Grid 2 Accent 2" w:semiHidden="0" w:uiPriority="68" w:unhideWhenUsed="0"/>
+    <w:lsdException w:name="Medium Grid 3 Accent 2" w:semiHidden="0" w:uiPriority="69" w:unhideWhenUsed="0"/>
+    <w:lsdException w:name="Dark List Accent 2" w:semiHidden="0" w:uiPriority="70" w:unhideWhenUsed="0"/>
+    <w:lsdException w:name="Colorful Shading Accent 2" w:semiHidden="0" w:uiPriority="71" w:unhideWhenUsed="0"/>
+    <w:lsdException w:name="Colorful List Accent 2" w:semiHidden="0" w:uiPriority="72" w:unhideWhenUsed="0"/>
+    <w:lsdException w:name="Colorful Grid Accent 2" w:semiHidden="0" w:uiPriority="73" w:unhideWhenUsed="0"/>
+    <w:lsdException w:name="Light Shading Accent 3" w:semiHidden="0" w:uiPriority="60" w:unhideWhenUsed="0"/>
+    <w:lsdException w:name="Light List Accent 3" w:semiHidden="0" w:uiPriority="61" w:unhideWhenUsed="0"/>
+    <w:lsdException w:name="Light Grid Accent 3" w:semiHidden="0" w:uiPriority="62" w:unhideWhenUsed="0"/>
+    <w:lsdException w:name="Medium Shading 1 Accent 3" w:semiHidden="0" w:uiPriority="63" w:unhideWhenUsed="0"/>
+    <w:lsdException w:name="Medium Shading 2 Accent 3" w:semiHidden="0" w:uiPriority="64" w:unhideWhenUsed="0"/>
+    <w:lsdException w:name="Medium List 1 Accent 3" w:semiHidden="0" w:uiPriority="65" w:unhideWhenUsed="0"/>
+    <w:lsdException w:name="Medium List 2 Accent 3" w:semiHidden="0" w:uiPriority="66" w:unhideWhenUsed="0"/>
+    <w:lsdException w:name="Medium Grid 1 Accent 3" w:semiHidden="0" w:uiPriority="67" w:unhideWhenUsed="0"/>
+    <w:lsdException w:name="Medium Grid 2 Accent 3" w:semiHidden="0" w:uiPriority="68" w:unhideWhenUsed="0"/>
+    <w:lsdException w:name="Medium Grid 3 Accent 3" w:semiHidden="0" w:uiPriority="69" w:unhideWhenUsed="0"/>
+    <w:lsdException w:name="Dark List Accent 3" w:semiHidden="0" w:uiPriority="70" w:unhideWhenUsed="0"/>
+    <w:lsdException w:name="Colorful Shading Accent 3" w:semiHidden="0" w:uiPriority="71" w:unhideWhenUsed="0"/>
+    <w:lsdException w:name="Colorful List Accent 3" w:semiHidden="0" w:uiPriority="72" w:unhideWhenUsed="0"/>
+    <w:lsdException w:name="Colorful Grid Accent 3" w:semiHidden="0" w:uiPriority="73" w:unhideWhenUsed="0"/>
+    <w:lsdException w:name="Light Shading Accent 4" w:semiHidden="0" w:uiPriority="60" w:unhideWhenUsed="0"/>
+    <w:lsdException w:name="Light List Accent 4" w:semiHidden="0" w:uiPriority="61" w:unhideWhenUsed="0"/>
+    <w:lsdException w:name="Light Grid Accent 4" w:semiHidden="0" w:uiPriority="62" w:unhideWhenUsed="0"/>
+    <w:lsdException w:name="Medium Shading 1 Accent 4" w:semiHidden="0" w:uiPriority="63" w:unhideWhenUsed="0"/>
+    <w:lsdException w:name="Medium Shading 2 Accent 4" w:semiHidden="0" w:uiPriority="64" w:unhideWhenUsed="0"/>
+    <w:lsdException w:name="Medium List 1 Accent 4" w:semiHidden="0" w:uiPriority="65" w:unhideWhenUsed="0"/>
+    <w:lsdException w:name="Medium List 2 Accent 4" w:semiHidden="0" w:uiPriority="66" w:unhideWhenUsed="0"/>
+    <w:lsdException w:name="Medium Grid 1 Accent 4" w:semiHidden="0" w:uiPriority="67" w:unhideWhenUsed="0"/>
+    <w:lsdException w:name="Medium Grid 2 Accent 4" w:semiHidden="0" w:uiPriority="68" w:unhideWhenUsed="0"/>
+    <w:lsdException w:name="Medium Grid 3 Accent 4" w:semiHidden="0" w:uiPriority="69" w:unhideWhenUsed="0"/>
+    <w:lsdException w:name="Dark List Accent 4" w:semiHidden="0" w:uiPriority="70" w:unhideWhenUsed="0"/>
+    <w:lsdException w:name="Colorful Shading Accent 4" w:semiHidden="0" w:uiPriority="71" w:unhideWhenUsed="0"/>
+    <w:lsdException w:name="Colorful List Accent 4" w:semiHidden="0" w:uiPriority="72" w:unhideWhenUsed="0"/>
+    <w:lsdException w:name="Colorful Grid Accent 4" w:semiHidden="0" w:uiPriority="73" w:unhideWhenUsed="0"/>
+    <w:lsdException w:name="Light Shading Accent 5" w:semiHidden="0" w:uiPriority="60" w:unhideWhenUsed="0"/>
+    <w:lsdException w:name="Light List Accent 5" w:semiHidden="0" w:uiPriority="61" w:unhideWhenUsed="0"/>
+    <w:lsdException w:name="Light Grid Accent 5" w:semiHidden="0" w:uiPriority="62" w:unhideWhenUsed="0"/>
+    <w:lsdException w:name="Medium Shading 1 Accent 5" w:semiHidden="0" w:uiPriority="63" w:unhideWhenUsed="0"/>
+    <w:lsdException w:name="Medium Shading 2 Accent 5" w:semiHidden="0" w:uiPriority="64" w:unhideWhenUsed="0"/>
+    <w:lsdException w:name="Medium List 1 Accent 5" w:semiHidden="0" w:uiPriority="65" w:unhideWhenUsed="0"/>
+    <w:lsdException w:name="Medium List 2 Accent 5" w:semiHidden="0" w:uiPriority="66" w:unhideWhenUsed="0"/>
+    <w:lsdException w:name="Medium Grid 1 Accent 5" w:semiHidden="0" w:uiPriority="67" w:unhideWhenUsed="0"/>
+    <w:lsdException w:name="Medium Grid 2 Accent 5" w:semiHidden="0" w:uiPriority="68" w:unhideWhenUsed="0"/>
+    <w:lsdException w:name="Medium Grid 3 Accent 5" w:semiHidden="0" w:uiPriority="69" w:unhideWhenUsed="0"/>
+    <w:lsdException w:name="Dark List Accent 5" w:semiHidden="0" w:uiPriority="70" w:unhideWhenUsed="0"/>
+    <w:lsdException w:name="Colorful Shading Accent 5" w:semiHidden="0" w:uiPriority="71" w:unhideWhenUsed="0"/>
+    <w:lsdException w:name="Colorful List Accent 5" w:semiHidden="0" w:uiPriority="72" w:unhideWhenUsed="0"/>
+    <w:lsdException w:name="Colorful Grid Accent 5" w:semiHidden="0" w:uiPriority="73" w:unhideWhenUsed="0"/>
+    <w:lsdException w:name="Light Shading Accent 6" w:semiHidden="0" w:uiPriority="60" w:unhideWhenUsed="0"/>
+    <w:lsdException w:name="Light List Accent 6" w:semiHidden="0" w:uiPriority="61" w:unhideWhenUsed="0"/>
+    <w:lsdException w:name="Light Grid Accent 6" w:semiHidden="0" w:uiPriority="62" w:unhideWhenUsed="0"/>
+    <w:lsdException w:name="Medium Shading 1 Accent 6" w:semiHidden="0" w:uiPriority="63" w:unhideWhenUsed="0"/>
+    <w:lsdException w:name="Medium Shading 2 Accent 6" w:semiHidden="0" w:uiPriority="64" w:unhideWhenUsed="0"/>
+    <w:lsdException w:name="Medium List 1 Accent 6" w:semiHidden="0" w:uiPriority="65" w:unhideWhenUsed="0"/>
+    <w:lsdException w:name="Medium List 2 Accent 6" w:semiHidden="0" w:uiPriority="66" w:unhideWhenUsed="0"/>
+    <w:lsdException w:name="Medium Grid 1 Accent 6" w:semiHidden="0" w:uiPriority="67" w:unhideWhenUsed="0"/>
+    <w:lsdException w:name="Medium Grid 2 Accent 6" w:semiHidden="0" w:uiPriority="68" w:unhideWhenUsed="0"/>
+    <w:lsdException w:name="Medium Grid 3 Accent 6" w:semiHidden="0" w:uiPriority="69" w:unhideWhenUsed="0"/>
+    <w:lsdException w:name="Dark List Accent 6" w:semiHidden="0" w:uiPriority="70" w:unhideWhenUsed="0"/>
+    <w:lsdException w:name="Colorful Shading Accent 6" w:semiHidden="0" w:uiPriority="71" w:unhideWhenUsed="0"/>
+    <w:lsdException w:name="Colorful List Accent 6" w:semiHidden="0" w:uiPriority="72" w:unhideWhenUsed="0"/>
+    <w:lsdException w:name="Colorful Grid Accent 6" w:semiHidden="0" w:uiPriority="73" w:unhideWhenUsed="0"/>
+    <w:lsdException w:name="Subtle Emphasis" w:semiHidden="0" w:uiPriority="19" w:unhideWhenUsed="0" w:qFormat="1"/>
+    <w:lsdException w:name="Intense Emphasis" w:semiHidden="0" w:uiPriority="21" w:unhideWhenUsed="0" w:qFormat="1"/>
+    <w:lsdException w:name="Subtle Reference" w:semiHidden="0" w:uiPriority="31" w:unhideWhenUsed="0" w:qFormat="1"/>
+    <w:lsdException w:name="Intense Reference" w:semiHidden="0" w:uiPriority="32" w:unhideWhenUsed="0" w:qFormat="1"/>
+    <w:lsdException w:name="Book Title" w:semiHidden="0" w:uiPriority="33" w:unhideWhenUsed="0" w:qFormat="1"/>
+    <w:lsdException w:name="Bibliography" w:uiPriority="37"/>
+    <w:lsdException w:name="TOC Heading" w:uiPriority="39" w:qFormat="1"/>
   </w:latentStyles>
   <w:style w:type="paragraph" w:default="1" w:styleId="a">
     <w:name w:val="Normal"/>
@@ -5129,7 +5155,7 @@
   <a:extraClrSchemeLst/>
   <a:extLst>
     <a:ext uri="{05A4C25C-085E-4340-85A3-A5531E510DB2}">
-      <thm15:themeFamily xmlns:thm15="http://schemas.microsoft.com/office/thememl/2012/main" name="Office Theme" id="{62F939B6-93AF-4DB8-9C6B-D6C7DFDC589F}" vid="{4A3C46E8-61CC-4603-A589-7422A47A8E4A}"/>
+      <thm15:themeFamily xmlns:thm15="http://schemas.microsoft.com/office/thememl/2012/main" xmlns="" name="Office Theme" id="{62F939B6-93AF-4DB8-9C6B-D6C7DFDC589F}" vid="{4A3C46E8-61CC-4603-A589-7422A47A8E4A}"/>
     </a:ext>
   </a:extLst>
 </a:theme>

--- a/Document/嵌入式 AI Agent 核心架構與功能綜合對比表.docx
+++ b/Document/嵌入式 AI Agent 核心架構與功能綜合對比表.docx
@@ -7,6 +7,8 @@
         <w:spacing w:before="200" w:after="100"/>
         <w:jc w:val="center"/>
       </w:pPr>
+      <w:bookmarkStart w:id="0" w:name="_GoBack"/>
+      <w:bookmarkEnd w:id="0"/>
       <w:r>
         <w:rPr>
           <w:rFonts w:eastAsia="微軟正黑體"/>
@@ -655,7 +657,7 @@
                 <w:sz w:val="18"/>
                 <w:szCs w:val="18"/>
               </w:rPr>
-              <w:t xml:space="preserve"> 122 </w:t>
+              <w:t xml:space="preserve"> 155 </w:t>
             </w:r>
             <w:r>
               <w:rPr>
@@ -702,7 +704,7 @@
                 <w:sz w:val="18"/>
                 <w:szCs w:val="18"/>
               </w:rPr>
-              <w:t xml:space="preserve"> 29.5k </w:t>
+              <w:t xml:space="preserve"> 29.7k </w:t>
             </w:r>
             <w:r>
               <w:rPr>
@@ -758,7 +760,7 @@
                 <w:sz w:val="18"/>
                 <w:szCs w:val="18"/>
               </w:rPr>
-              <w:t>星）</w:t>
+              <w:t>星，目前持續成長中）</w:t>
             </w:r>
           </w:p>
         </w:tc>
@@ -2352,23 +2354,55 @@
                 <w:sz w:val="18"/>
                 <w:szCs w:val="18"/>
               </w:rPr>
-              <w:t>單檔約</w:t>
-            </w:r>
-            <w:r>
-              <w:rPr>
-                <w:rFonts w:eastAsia="微軟正黑體"/>
-                <w:sz w:val="18"/>
-                <w:szCs w:val="18"/>
-              </w:rPr>
-              <w:t xml:space="preserve"> 150 KB+</w:t>
-            </w:r>
-            <w:r>
-              <w:rPr>
-                <w:rFonts w:eastAsia="微軟正黑體"/>
-                <w:sz w:val="18"/>
-                <w:szCs w:val="18"/>
-              </w:rPr>
-              <w:t>；受惠於</w:t>
+              <w:t>原始碼單檔約</w:t>
+            </w:r>
+            <w:r>
+              <w:rPr>
+                <w:rFonts w:eastAsia="微軟正黑體"/>
+                <w:sz w:val="18"/>
+                <w:szCs w:val="18"/>
+              </w:rPr>
+              <w:t xml:space="preserve"> 190–204 KB</w:t>
+            </w:r>
+            <w:r>
+              <w:rPr>
+                <w:rFonts w:eastAsia="微軟正黑體"/>
+                <w:sz w:val="18"/>
+                <w:szCs w:val="18"/>
+              </w:rPr>
+              <w:t>（因新增</w:t>
+            </w:r>
+            <w:r>
+              <w:rPr>
+                <w:rFonts w:eastAsia="微軟正黑體"/>
+                <w:sz w:val="18"/>
+                <w:szCs w:val="18"/>
+              </w:rPr>
+              <w:t xml:space="preserve"> OpenAI</w:t>
+            </w:r>
+            <w:r>
+              <w:rPr>
+                <w:rFonts w:eastAsia="微軟正黑體"/>
+                <w:sz w:val="18"/>
+                <w:szCs w:val="18"/>
+              </w:rPr>
+              <w:t>／</w:t>
+            </w:r>
+            <w:r>
+              <w:rPr>
+                <w:rFonts w:eastAsia="微軟正黑體"/>
+                <w:sz w:val="18"/>
+                <w:szCs w:val="18"/>
+              </w:rPr>
+              <w:t xml:space="preserve">Grok </w:t>
+            </w:r>
+            <w:r>
+              <w:rPr>
+                <w:rFonts w:eastAsia="微軟正黑體"/>
+                <w:sz w:val="18"/>
+                <w:szCs w:val="18"/>
+              </w:rPr>
+              <w:t>平行實作而較先前增長）；受惠於</w:t>
             </w:r>
             <w:r>
               <w:rPr>
@@ -2416,6 +2450,7 @@
                 <w:sz w:val="18"/>
                 <w:szCs w:val="18"/>
               </w:rPr>
+              <w:lastRenderedPageBreak/>
               <w:t>（約</w:t>
             </w:r>
             <w:r>
@@ -2432,7 +2467,23 @@
                 <w:sz w:val="18"/>
                 <w:szCs w:val="18"/>
               </w:rPr>
-              <w:t>）較充裕的記憶體，設計上未特別壓縮體積</w:t>
+              <w:t>）較充裕的記憶體，設計上未特別壓縮體積，實際編譯後</w:t>
+            </w:r>
+            <w:r>
+              <w:rPr>
+                <w:rFonts w:eastAsia="微軟正黑體"/>
+                <w:sz w:val="18"/>
+                <w:szCs w:val="18"/>
+              </w:rPr>
+              <w:t xml:space="preserve"> Flash </w:t>
+            </w:r>
+            <w:r>
+              <w:rPr>
+                <w:rFonts w:eastAsia="微軟正黑體"/>
+                <w:sz w:val="18"/>
+                <w:szCs w:val="18"/>
+              </w:rPr>
+              <w:t>用量未重新量測</w:t>
             </w:r>
           </w:p>
         </w:tc>
@@ -2463,6 +2514,7 @@
                 <w:sz w:val="18"/>
                 <w:szCs w:val="18"/>
               </w:rPr>
+              <w:lastRenderedPageBreak/>
               <w:t>官方實測：</w:t>
             </w:r>
             <w:r>
@@ -2828,39 +2880,7 @@
                 <w:sz w:val="18"/>
                 <w:szCs w:val="18"/>
               </w:rPr>
-              <w:t>網路（</w:t>
-            </w:r>
-            <w:r>
-              <w:rPr>
-                <w:rFonts w:eastAsia="微軟正黑體"/>
-                <w:sz w:val="18"/>
-                <w:szCs w:val="18"/>
-              </w:rPr>
-              <w:t>44.4%</w:t>
-            </w:r>
-            <w:r>
-              <w:rPr>
-                <w:rFonts w:eastAsia="微軟正黑體"/>
-                <w:sz w:val="18"/>
-                <w:szCs w:val="18"/>
-              </w:rPr>
-              <w:t>）、</w:t>
-            </w:r>
-            <w:r>
-              <w:rPr>
-                <w:rFonts w:eastAsia="微軟正黑體"/>
-                <w:sz w:val="18"/>
-                <w:szCs w:val="18"/>
-              </w:rPr>
-              <w:t>TLS/</w:t>
-            </w:r>
-            <w:r>
-              <w:rPr>
-                <w:rFonts w:eastAsia="微軟正黑體"/>
-                <w:sz w:val="18"/>
-                <w:szCs w:val="18"/>
-              </w:rPr>
-              <w:t>加密</w:t>
+              <w:t>網路</w:t>
             </w:r>
             <w:r>
               <w:rPr>
@@ -2877,6 +2897,38 @@
                 <w:sz w:val="18"/>
                 <w:szCs w:val="18"/>
               </w:rPr>
+              <w:t>44.4%</w:t>
+            </w:r>
+            <w:r>
+              <w:rPr>
+                <w:rFonts w:eastAsia="微軟正黑體"/>
+                <w:sz w:val="18"/>
+                <w:szCs w:val="18"/>
+              </w:rPr>
+              <w:t>）、</w:t>
+            </w:r>
+            <w:r>
+              <w:rPr>
+                <w:rFonts w:eastAsia="微軟正黑體"/>
+                <w:sz w:val="18"/>
+                <w:szCs w:val="18"/>
+              </w:rPr>
+              <w:t>TLS/</w:t>
+            </w:r>
+            <w:r>
+              <w:rPr>
+                <w:rFonts w:eastAsia="微軟正黑體"/>
+                <w:sz w:val="18"/>
+                <w:szCs w:val="18"/>
+              </w:rPr>
+              <w:t>加密（</w:t>
+            </w:r>
+            <w:r>
+              <w:rPr>
+                <w:rFonts w:eastAsia="微軟正黑體"/>
+                <w:sz w:val="18"/>
+                <w:szCs w:val="18"/>
+              </w:rPr>
               <w:t>15.8%</w:t>
             </w:r>
             <w:r>
@@ -3024,7 +3076,23 @@
                 <w:sz w:val="18"/>
                 <w:szCs w:val="18"/>
               </w:rPr>
-              <w:t>；雙硬體平台、雙傳輸層、完整</w:t>
+              <w:t>；雙硬體平台、雙傳輸層、三</w:t>
+            </w:r>
+            <w:r>
+              <w:rPr>
+                <w:rFonts w:eastAsia="微軟正黑體"/>
+                <w:sz w:val="18"/>
+                <w:szCs w:val="18"/>
+              </w:rPr>
+              <w:t xml:space="preserve"> LLM </w:t>
+            </w:r>
+            <w:r>
+              <w:rPr>
+                <w:rFonts w:eastAsia="微軟正黑體"/>
+                <w:sz w:val="18"/>
+                <w:szCs w:val="18"/>
+              </w:rPr>
+              <w:t>供應商可切換、完整</w:t>
             </w:r>
             <w:r>
               <w:rPr>
@@ -3384,62 +3452,168 @@
                 <w:sz w:val="18"/>
                 <w:szCs w:val="18"/>
               </w:rPr>
-              <w:t>Gemini</w:t>
-            </w:r>
-            <w:r>
-              <w:rPr>
-                <w:rFonts w:eastAsia="微軟正黑體" w:hint="eastAsia"/>
-                <w:sz w:val="18"/>
-                <w:szCs w:val="18"/>
-              </w:rPr>
-              <w:t>、</w:t>
-            </w:r>
-            <w:proofErr w:type="spellStart"/>
-            <w:r>
-              <w:rPr>
-                <w:rFonts w:eastAsia="微軟正黑體" w:hint="eastAsia"/>
-                <w:sz w:val="18"/>
-                <w:szCs w:val="18"/>
-              </w:rPr>
-              <w:t>openAI</w:t>
-            </w:r>
-            <w:proofErr w:type="spellEnd"/>
-            <w:r>
-              <w:rPr>
-                <w:rFonts w:eastAsia="微軟正黑體" w:hint="eastAsia"/>
-                <w:sz w:val="18"/>
-                <w:szCs w:val="18"/>
-              </w:rPr>
-              <w:t>、</w:t>
-            </w:r>
-            <w:proofErr w:type="spellStart"/>
-            <w:r>
-              <w:rPr>
-                <w:rFonts w:eastAsia="微軟正黑體" w:hint="eastAsia"/>
-                <w:sz w:val="18"/>
-                <w:szCs w:val="18"/>
-              </w:rPr>
-              <w:t>Grok</w:t>
-            </w:r>
-            <w:proofErr w:type="spellEnd"/>
-            <w:r>
-              <w:rPr>
-                <w:rFonts w:eastAsia="微軟正黑體" w:hint="eastAsia"/>
-                <w:sz w:val="18"/>
-                <w:szCs w:val="18"/>
-              </w:rPr>
-              <w:t>。</w:t>
-            </w:r>
-            <w:r>
-              <w:rPr>
-                <w:rFonts w:eastAsia="微軟正黑體"/>
-                <w:sz w:val="18"/>
-                <w:szCs w:val="18"/>
-              </w:rPr>
-              <w:t>理論上具備擴充多供應商的路徑</w:t>
-            </w:r>
-            <w:bookmarkStart w:id="0" w:name="_GoBack"/>
-            <w:bookmarkEnd w:id="0"/>
+              <w:t>支援</w:t>
+            </w:r>
+            <w:r>
+              <w:rPr>
+                <w:rFonts w:eastAsia="微軟正黑體"/>
+                <w:sz w:val="18"/>
+                <w:szCs w:val="18"/>
+              </w:rPr>
+              <w:t xml:space="preserve"> Gemini</w:t>
+            </w:r>
+            <w:r>
+              <w:rPr>
+                <w:rFonts w:eastAsia="微軟正黑體"/>
+                <w:sz w:val="18"/>
+                <w:szCs w:val="18"/>
+              </w:rPr>
+              <w:t>／</w:t>
+            </w:r>
+            <w:r>
+              <w:rPr>
+                <w:rFonts w:eastAsia="微軟正黑體"/>
+                <w:sz w:val="18"/>
+                <w:szCs w:val="18"/>
+              </w:rPr>
+              <w:t>OpenAI</w:t>
+            </w:r>
+            <w:r>
+              <w:rPr>
+                <w:rFonts w:eastAsia="微軟正黑體"/>
+                <w:sz w:val="18"/>
+                <w:szCs w:val="18"/>
+              </w:rPr>
+              <w:t>／</w:t>
+            </w:r>
+            <w:r>
+              <w:rPr>
+                <w:rFonts w:eastAsia="微軟正黑體"/>
+                <w:sz w:val="18"/>
+                <w:szCs w:val="18"/>
+              </w:rPr>
+              <w:t xml:space="preserve">Grok </w:t>
+            </w:r>
+            <w:r>
+              <w:rPr>
+                <w:rFonts w:eastAsia="微軟正黑體"/>
+                <w:sz w:val="18"/>
+                <w:szCs w:val="18"/>
+              </w:rPr>
+              <w:t>三選一，透過</w:t>
+            </w:r>
+            <w:r>
+              <w:rPr>
+                <w:rFonts w:eastAsia="微軟正黑體"/>
+                <w:sz w:val="18"/>
+                <w:szCs w:val="18"/>
+              </w:rPr>
+              <w:t xml:space="preserve"> env.json </w:t>
+            </w:r>
+            <w:r>
+              <w:rPr>
+                <w:rFonts w:eastAsia="微軟正黑體"/>
+                <w:sz w:val="18"/>
+                <w:szCs w:val="18"/>
+              </w:rPr>
+              <w:t>的</w:t>
+            </w:r>
+            <w:r>
+              <w:rPr>
+                <w:rFonts w:eastAsia="微軟正黑體"/>
+                <w:sz w:val="18"/>
+                <w:szCs w:val="18"/>
+              </w:rPr>
+              <w:t xml:space="preserve"> llm_type </w:t>
+            </w:r>
+            <w:r>
+              <w:rPr>
+                <w:rFonts w:eastAsia="微軟正黑體"/>
+                <w:sz w:val="18"/>
+                <w:szCs w:val="18"/>
+              </w:rPr>
+              <w:t>欄位於執行期切換，經統一派發層（</w:t>
+            </w:r>
+            <w:r>
+              <w:rPr>
+                <w:rFonts w:eastAsia="微軟正黑體"/>
+                <w:sz w:val="18"/>
+                <w:szCs w:val="18"/>
+              </w:rPr>
+              <w:t>llmChatRequest</w:t>
+            </w:r>
+            <w:r>
+              <w:rPr>
+                <w:rFonts w:eastAsia="微軟正黑體"/>
+                <w:sz w:val="18"/>
+                <w:szCs w:val="18"/>
+              </w:rPr>
+              <w:t>／</w:t>
+            </w:r>
+            <w:r>
+              <w:rPr>
+                <w:rFonts w:eastAsia="微軟正黑體"/>
+                <w:sz w:val="18"/>
+                <w:szCs w:val="18"/>
+              </w:rPr>
+              <w:t>llmSearchRequest</w:t>
+            </w:r>
+            <w:r>
+              <w:rPr>
+                <w:rFonts w:eastAsia="微軟正黑體"/>
+                <w:sz w:val="18"/>
+                <w:szCs w:val="18"/>
+              </w:rPr>
+              <w:t>／</w:t>
+            </w:r>
+            <w:r>
+              <w:rPr>
+                <w:rFonts w:eastAsia="微軟正黑體"/>
+                <w:sz w:val="18"/>
+                <w:szCs w:val="18"/>
+              </w:rPr>
+              <w:t>llmVisionRequest</w:t>
+            </w:r>
+            <w:r>
+              <w:rPr>
+                <w:rFonts w:eastAsia="微軟正黑體"/>
+                <w:sz w:val="18"/>
+                <w:szCs w:val="18"/>
+              </w:rPr>
+              <w:t>／</w:t>
+            </w:r>
+            <w:r>
+              <w:rPr>
+                <w:rFonts w:eastAsia="微軟正黑體"/>
+                <w:sz w:val="18"/>
+                <w:szCs w:val="18"/>
+              </w:rPr>
+              <w:t>sendFileToLlm</w:t>
+            </w:r>
+            <w:r>
+              <w:rPr>
+                <w:rFonts w:eastAsia="微軟正黑體"/>
+                <w:sz w:val="18"/>
+                <w:szCs w:val="18"/>
+              </w:rPr>
+              <w:t>）呼叫對應供應商原生</w:t>
+            </w:r>
+            <w:r>
+              <w:rPr>
+                <w:rFonts w:eastAsia="微軟正黑體"/>
+                <w:sz w:val="18"/>
+                <w:szCs w:val="18"/>
+              </w:rPr>
+              <w:t xml:space="preserve"> API</w:t>
+            </w:r>
+            <w:r>
+              <w:rPr>
+                <w:rFonts w:eastAsia="微軟正黑體"/>
+                <w:sz w:val="18"/>
+                <w:szCs w:val="18"/>
+              </w:rPr>
+              <w:t>，換供應商無需重新編譯燒錄</w:t>
+            </w:r>
           </w:p>
         </w:tc>
         <w:tc>
@@ -3477,18 +3651,8 @@
                 <w:sz w:val="18"/>
                 <w:szCs w:val="18"/>
               </w:rPr>
-              <w:t>（雲端）或任</w:t>
-            </w:r>
-            <w:proofErr w:type="gramStart"/>
-            <w:r>
-              <w:rPr>
-                <w:rFonts w:eastAsia="微軟正黑體"/>
-                <w:sz w:val="18"/>
-                <w:szCs w:val="18"/>
-              </w:rPr>
-              <w:t>一</w:t>
-            </w:r>
-            <w:proofErr w:type="gramEnd"/>
+              <w:t>（雲端）或任一</w:t>
+            </w:r>
             <w:r>
               <w:rPr>
                 <w:rFonts w:eastAsia="微軟正黑體"/>
@@ -5013,7 +5177,18 @@
                 <w:sz w:val="18"/>
                 <w:szCs w:val="18"/>
               </w:rPr>
-              <w:t>工具與擴充機制</w:t>
+              <w:t>工具與擴充機</w:t>
+            </w:r>
+            <w:r>
+              <w:rPr>
+                <w:rFonts w:eastAsia="微軟正黑體"/>
+                <w:b/>
+                <w:bCs/>
+                <w:sz w:val="18"/>
+                <w:szCs w:val="18"/>
+              </w:rPr>
+              <w:lastRenderedPageBreak/>
+              <w:t>制</w:t>
             </w:r>
           </w:p>
         </w:tc>
@@ -5044,6 +5219,7 @@
                 <w:sz w:val="18"/>
                 <w:szCs w:val="18"/>
               </w:rPr>
+              <w:lastRenderedPageBreak/>
               <w:t xml:space="preserve">skill.md </w:t>
             </w:r>
             <w:r>
@@ -5052,7 +5228,16 @@
                 <w:sz w:val="18"/>
                 <w:szCs w:val="18"/>
               </w:rPr>
-              <w:t>可將既有工具（</w:t>
+              <w:t>可將既有工具</w:t>
+            </w:r>
+            <w:r>
+              <w:rPr>
+                <w:rFonts w:eastAsia="微軟正黑體"/>
+                <w:sz w:val="18"/>
+                <w:szCs w:val="18"/>
+              </w:rPr>
+              <w:lastRenderedPageBreak/>
+              <w:t>（</w:t>
             </w:r>
             <w:r>
               <w:rPr>
@@ -5100,16 +5285,7 @@
                 <w:sz w:val="18"/>
                 <w:szCs w:val="18"/>
               </w:rPr>
-              <w:t>步驟序列；新增全新硬體能力則走四步驟</w:t>
-            </w:r>
-            <w:r>
-              <w:rPr>
-                <w:rFonts w:eastAsia="微軟正黑體"/>
-                <w:sz w:val="18"/>
-                <w:szCs w:val="18"/>
-              </w:rPr>
-              <w:lastRenderedPageBreak/>
-              <w:t>模型，需重新編譯燒錄。近期再擴充</w:t>
+              <w:t>步驟序列；新增全新硬體能力則走四步驟模型，需重新編譯燒錄。近期再擴充</w:t>
             </w:r>
             <w:r>
               <w:rPr>
@@ -5325,7 +5501,16 @@
                 <w:sz w:val="18"/>
                 <w:szCs w:val="18"/>
               </w:rPr>
-              <w:t>、裝置註冊</w:t>
+              <w:t>、裝置註</w:t>
+            </w:r>
+            <w:r>
+              <w:rPr>
+                <w:rFonts w:eastAsia="微軟正黑體"/>
+                <w:sz w:val="18"/>
+                <w:szCs w:val="18"/>
+              </w:rPr>
+              <w:lastRenderedPageBreak/>
+              <w:t>冊</w:t>
             </w:r>
             <w:r>
               <w:rPr>
@@ -5468,6 +5653,7 @@
                 <w:sz w:val="18"/>
                 <w:szCs w:val="18"/>
               </w:rPr>
+              <w:lastRenderedPageBreak/>
               <w:t>內建工具</w:t>
             </w:r>
             <w:r>
@@ -5484,7 +5670,16 @@
                 <w:sz w:val="18"/>
                 <w:szCs w:val="18"/>
               </w:rPr>
-              <w:t>系統：技能以</w:t>
+              <w:t>系統：</w:t>
+            </w:r>
+            <w:r>
+              <w:rPr>
+                <w:rFonts w:eastAsia="微軟正黑體"/>
+                <w:sz w:val="18"/>
+                <w:szCs w:val="18"/>
+              </w:rPr>
+              <w:lastRenderedPageBreak/>
+              <w:t>技能以</w:t>
             </w:r>
             <w:r>
               <w:rPr>
@@ -5516,16 +5711,7 @@
                 <w:sz w:val="18"/>
                 <w:szCs w:val="18"/>
               </w:rPr>
-              <w:t>註冊表搜尋安裝；另支援子代理</w:t>
-            </w:r>
-            <w:r>
-              <w:rPr>
-                <w:rFonts w:eastAsia="微軟正黑體"/>
-                <w:sz w:val="18"/>
-                <w:szCs w:val="18"/>
-              </w:rPr>
-              <w:lastRenderedPageBreak/>
-              <w:t>（</w:t>
+              <w:t>註冊表搜尋安裝；另支援子代理（</w:t>
             </w:r>
             <w:r>
               <w:rPr>
@@ -5597,7 +5783,16 @@
                 <w:sz w:val="18"/>
                 <w:szCs w:val="18"/>
               </w:rPr>
-              <w:t>技能腳本可於執行期動態載入，無需重新編譯燒錄</w:t>
+              <w:t>技能腳本可於執行期</w:t>
+            </w:r>
+            <w:r>
+              <w:rPr>
+                <w:rFonts w:eastAsia="微軟正黑體"/>
+                <w:sz w:val="18"/>
+                <w:szCs w:val="18"/>
+              </w:rPr>
+              <w:lastRenderedPageBreak/>
+              <w:t>動態載入，無需重新編譯燒錄</w:t>
             </w:r>
           </w:p>
         </w:tc>
@@ -5628,6 +5823,7 @@
                 <w:sz w:val="18"/>
                 <w:szCs w:val="18"/>
               </w:rPr>
+              <w:lastRenderedPageBreak/>
               <w:t xml:space="preserve">create_tool </w:t>
             </w:r>
             <w:r>
@@ -5636,7 +5832,16 @@
                 <w:sz w:val="18"/>
                 <w:szCs w:val="18"/>
               </w:rPr>
-              <w:t>可將既有內建工具組成免燒錄的自然語言巨集；新增全新硬體能力則透過「</w:t>
+              <w:t>可將既有內建工具組</w:t>
+            </w:r>
+            <w:r>
+              <w:rPr>
+                <w:rFonts w:eastAsia="微軟正黑體"/>
+                <w:sz w:val="18"/>
+                <w:szCs w:val="18"/>
+              </w:rPr>
+              <w:lastRenderedPageBreak/>
+              <w:t>成免燒錄的自然語言巨集；新增全新硬體能力則透過「</w:t>
             </w:r>
             <w:r>
               <w:rPr>
@@ -5668,16 +5873,7 @@
                 <w:sz w:val="18"/>
                 <w:szCs w:val="18"/>
               </w:rPr>
-              <w:t>處理函式</w:t>
-            </w:r>
-            <w:r>
-              <w:rPr>
-                <w:rFonts w:eastAsia="微軟正黑體"/>
-                <w:sz w:val="18"/>
-                <w:szCs w:val="18"/>
-              </w:rPr>
-              <w:lastRenderedPageBreak/>
-              <w:t>並重新編譯。近期新增</w:t>
+              <w:t>處理函式並重新編譯。近期新增</w:t>
             </w:r>
             <w:r>
               <w:rPr>
@@ -7180,7 +7376,16 @@
                 <w:sz w:val="18"/>
                 <w:szCs w:val="18"/>
               </w:rPr>
-              <w:t>性格與技能設定</w:t>
+              <w:t>性格與技</w:t>
+            </w:r>
+            <w:r>
+              <w:rPr>
+                <w:rFonts w:eastAsia="微軟正黑體"/>
+                <w:sz w:val="18"/>
+                <w:szCs w:val="18"/>
+              </w:rPr>
+              <w:lastRenderedPageBreak/>
+              <w:t>能設定</w:t>
             </w:r>
             <w:r>
               <w:rPr>
@@ -7228,16 +7433,7 @@
                 <w:sz w:val="18"/>
                 <w:szCs w:val="18"/>
               </w:rPr>
-              <w:t>並行</w:t>
-            </w:r>
-            <w:r>
-              <w:rPr>
-                <w:rFonts w:eastAsia="微軟正黑體"/>
-                <w:sz w:val="18"/>
-                <w:szCs w:val="18"/>
-              </w:rPr>
-              <w:lastRenderedPageBreak/>
-              <w:t>模式；新增瀏覽器線上編輯</w:t>
+              <w:t>並行模式；新增瀏覽器線上編輯</w:t>
             </w:r>
             <w:r>
               <w:rPr>
@@ -7317,7 +7513,87 @@
                 <w:sz w:val="18"/>
                 <w:szCs w:val="18"/>
               </w:rPr>
-              <w:t>卡或重新燒錄韌體</w:t>
+              <w:t>卡或重新燒錄韌體；</w:t>
+            </w:r>
+            <w:r>
+              <w:rPr>
+                <w:rFonts w:eastAsia="微軟正黑體"/>
+                <w:sz w:val="18"/>
+                <w:szCs w:val="18"/>
+              </w:rPr>
+              <w:t xml:space="preserve">LLM </w:t>
+            </w:r>
+            <w:r>
+              <w:rPr>
+                <w:rFonts w:eastAsia="微軟正黑體"/>
+                <w:sz w:val="18"/>
+                <w:szCs w:val="18"/>
+              </w:rPr>
+              <w:t>供應商（</w:t>
+            </w:r>
+            <w:r>
+              <w:rPr>
+                <w:rFonts w:eastAsia="微軟正黑體"/>
+                <w:sz w:val="18"/>
+                <w:szCs w:val="18"/>
+              </w:rPr>
+              <w:t xml:space="preserve">llm_type </w:t>
+            </w:r>
+            <w:r>
+              <w:rPr>
+                <w:rFonts w:eastAsia="微軟正黑體"/>
+                <w:sz w:val="18"/>
+                <w:szCs w:val="18"/>
+              </w:rPr>
+              <w:t>下拉選單：</w:t>
+            </w:r>
+            <w:r>
+              <w:rPr>
+                <w:rFonts w:eastAsia="微軟正黑體"/>
+                <w:sz w:val="18"/>
+                <w:szCs w:val="18"/>
+              </w:rPr>
+              <w:t>Gemini</w:t>
+            </w:r>
+            <w:r>
+              <w:rPr>
+                <w:rFonts w:eastAsia="微軟正黑體"/>
+                <w:sz w:val="18"/>
+                <w:szCs w:val="18"/>
+              </w:rPr>
+              <w:t>／</w:t>
+            </w:r>
+            <w:r>
+              <w:rPr>
+                <w:rFonts w:eastAsia="微軟正黑體"/>
+                <w:sz w:val="18"/>
+                <w:szCs w:val="18"/>
+              </w:rPr>
+              <w:t>openAI</w:t>
+            </w:r>
+            <w:r>
+              <w:rPr>
+                <w:rFonts w:eastAsia="微軟正黑體"/>
+                <w:sz w:val="18"/>
+                <w:szCs w:val="18"/>
+              </w:rPr>
+              <w:t>／</w:t>
+            </w:r>
+            <w:r>
+              <w:rPr>
+                <w:rFonts w:eastAsia="微軟正黑體"/>
+                <w:sz w:val="18"/>
+                <w:szCs w:val="18"/>
+              </w:rPr>
+              <w:t>Grok</w:t>
+            </w:r>
+            <w:r>
+              <w:rPr>
+                <w:rFonts w:eastAsia="微軟正黑體"/>
+                <w:sz w:val="18"/>
+                <w:szCs w:val="18"/>
+              </w:rPr>
+              <w:t>）與對應金鑰、模型字串亦可直接於瀏覽器切換</w:t>
             </w:r>
           </w:p>
         </w:tc>
@@ -7373,6 +7649,7 @@
                 <w:sz w:val="18"/>
                 <w:szCs w:val="18"/>
               </w:rPr>
+              <w:lastRenderedPageBreak/>
               <w:t>Prompt</w:t>
             </w:r>
             <w:r>
@@ -7428,6 +7705,7 @@
                 <w:sz w:val="18"/>
                 <w:szCs w:val="18"/>
               </w:rPr>
+              <w:lastRenderedPageBreak/>
               <w:t>WebUI Launcher</w:t>
             </w:r>
             <w:r>
@@ -7444,7 +7722,16 @@
                 <w:sz w:val="18"/>
                 <w:szCs w:val="18"/>
               </w:rPr>
-              <w:t xml:space="preserve"> Android APK</w:t>
+              <w:t xml:space="preserve"> Android </w:t>
+            </w:r>
+            <w:r>
+              <w:rPr>
+                <w:rFonts w:eastAsia="微軟正黑體"/>
+                <w:sz w:val="18"/>
+                <w:szCs w:val="18"/>
+              </w:rPr>
+              <w:lastRenderedPageBreak/>
+              <w:t>APK</w:t>
             </w:r>
             <w:r>
               <w:rPr>
@@ -7515,7 +7802,17 @@
                 <w:sz w:val="18"/>
                 <w:szCs w:val="18"/>
               </w:rPr>
-              <w:t>支援線上瀏覽器一鍵燒錄與設定，免本機安裝開發環境</w:t>
+              <w:lastRenderedPageBreak/>
+              <w:t>支援線上瀏覽器一鍵燒錄與設定，免本機安裝開發</w:t>
+            </w:r>
+            <w:r>
+              <w:rPr>
+                <w:rFonts w:eastAsia="微軟正黑體"/>
+                <w:sz w:val="18"/>
+                <w:szCs w:val="18"/>
+              </w:rPr>
+              <w:lastRenderedPageBreak/>
+              <w:t>環境</w:t>
             </w:r>
           </w:p>
         </w:tc>
@@ -7546,6 +7843,7 @@
                 <w:sz w:val="18"/>
                 <w:szCs w:val="18"/>
               </w:rPr>
+              <w:lastRenderedPageBreak/>
               <w:t>透過官方託管的</w:t>
             </w:r>
             <w:r>
@@ -7570,7 +7868,16 @@
                 <w:sz w:val="18"/>
                 <w:szCs w:val="18"/>
               </w:rPr>
-              <w:t xml:space="preserve"> provision.sh </w:t>
+              <w:t xml:space="preserve"> </w:t>
+            </w:r>
+            <w:r>
+              <w:rPr>
+                <w:rFonts w:eastAsia="微軟正黑體"/>
+                <w:sz w:val="18"/>
+                <w:szCs w:val="18"/>
+              </w:rPr>
+              <w:lastRenderedPageBreak/>
+              <w:t xml:space="preserve">provision.sh </w:t>
             </w:r>
             <w:r>
               <w:rPr>
@@ -7701,51 +8008,79 @@
                 <w:sz w:val="18"/>
                 <w:szCs w:val="18"/>
               </w:rPr>
-              <w:t xml:space="preserve"> + Gemini </w:t>
-            </w:r>
-            <w:r>
-              <w:rPr>
-                <w:rFonts w:eastAsia="微軟正黑體" w:hint="eastAsia"/>
-                <w:sz w:val="18"/>
-                <w:szCs w:val="18"/>
-              </w:rPr>
-              <w:t xml:space="preserve">/ </w:t>
-            </w:r>
-            <w:proofErr w:type="spellStart"/>
-            <w:r>
-              <w:rPr>
-                <w:rFonts w:eastAsia="微軟正黑體" w:hint="eastAsia"/>
-                <w:sz w:val="18"/>
-                <w:szCs w:val="18"/>
-              </w:rPr>
-              <w:t>openAI</w:t>
-            </w:r>
-            <w:proofErr w:type="spellEnd"/>
-            <w:r>
-              <w:rPr>
-                <w:rFonts w:eastAsia="微軟正黑體" w:hint="eastAsia"/>
-                <w:sz w:val="18"/>
-                <w:szCs w:val="18"/>
-              </w:rPr>
-              <w:t xml:space="preserve"> / </w:t>
-            </w:r>
-            <w:proofErr w:type="spellStart"/>
-            <w:r>
-              <w:rPr>
-                <w:rFonts w:eastAsia="微軟正黑體" w:hint="eastAsia"/>
-                <w:sz w:val="18"/>
-                <w:szCs w:val="18"/>
-              </w:rPr>
-              <w:t>Grok</w:t>
-            </w:r>
-            <w:proofErr w:type="spellEnd"/>
-            <w:r>
-              <w:rPr>
-                <w:rFonts w:eastAsia="微軟正黑體"/>
-                <w:sz w:val="18"/>
-                <w:szCs w:val="18"/>
-              </w:rPr>
-              <w:t>原生多模態分析，支援</w:t>
+              <w:t xml:space="preserve"> + </w:t>
+            </w:r>
+            <w:r>
+              <w:rPr>
+                <w:rFonts w:eastAsia="微軟正黑體"/>
+                <w:sz w:val="18"/>
+                <w:szCs w:val="18"/>
+              </w:rPr>
+              <w:t>所設定</w:t>
+            </w:r>
+            <w:r>
+              <w:rPr>
+                <w:rFonts w:eastAsia="微軟正黑體"/>
+                <w:sz w:val="18"/>
+                <w:szCs w:val="18"/>
+              </w:rPr>
+              <w:t xml:space="preserve"> LLM</w:t>
+            </w:r>
+            <w:r>
+              <w:rPr>
+                <w:rFonts w:eastAsia="微軟正黑體"/>
+                <w:sz w:val="18"/>
+                <w:szCs w:val="18"/>
+              </w:rPr>
+              <w:t>（</w:t>
+            </w:r>
+            <w:r>
+              <w:rPr>
+                <w:rFonts w:eastAsia="微軟正黑體"/>
+                <w:sz w:val="18"/>
+                <w:szCs w:val="18"/>
+              </w:rPr>
+              <w:t>Gemini</w:t>
+            </w:r>
+            <w:r>
+              <w:rPr>
+                <w:rFonts w:eastAsia="微軟正黑體"/>
+                <w:sz w:val="18"/>
+                <w:szCs w:val="18"/>
+              </w:rPr>
+              <w:t>／</w:t>
+            </w:r>
+            <w:r>
+              <w:rPr>
+                <w:rFonts w:eastAsia="微軟正黑體"/>
+                <w:sz w:val="18"/>
+                <w:szCs w:val="18"/>
+              </w:rPr>
+              <w:t>OpenAI</w:t>
+            </w:r>
+            <w:r>
+              <w:rPr>
+                <w:rFonts w:eastAsia="微軟正黑體"/>
+                <w:sz w:val="18"/>
+                <w:szCs w:val="18"/>
+              </w:rPr>
+              <w:t>／</w:t>
+            </w:r>
+            <w:r>
+              <w:rPr>
+                <w:rFonts w:eastAsia="微軟正黑體"/>
+                <w:sz w:val="18"/>
+                <w:szCs w:val="18"/>
+              </w:rPr>
+              <w:t xml:space="preserve">Grok </w:t>
+            </w:r>
+            <w:r>
+              <w:rPr>
+                <w:rFonts w:eastAsia="微軟正黑體"/>
+                <w:sz w:val="18"/>
+                <w:szCs w:val="18"/>
+              </w:rPr>
+              <w:t>三選一）原生多模態分析，支援</w:t>
             </w:r>
             <w:r>
               <w:rPr>
@@ -7833,36 +8168,16 @@
                 <w:sz w:val="18"/>
                 <w:szCs w:val="18"/>
               </w:rPr>
-              <w:t>/</w:t>
-            </w:r>
-            <w:proofErr w:type="spellStart"/>
-            <w:r>
-              <w:rPr>
-                <w:rFonts w:eastAsia="微軟正黑體"/>
-                <w:sz w:val="18"/>
-                <w:szCs w:val="18"/>
-              </w:rPr>
-              <w:t>oled</w:t>
-            </w:r>
-            <w:proofErr w:type="spellEnd"/>
-            <w:r>
-              <w:rPr>
-                <w:rFonts w:eastAsia="微軟正黑體"/>
-                <w:sz w:val="18"/>
-                <w:szCs w:val="18"/>
-              </w:rPr>
-              <w:t>），可即時</w:t>
-            </w:r>
-            <w:proofErr w:type="gramStart"/>
-            <w:r>
-              <w:rPr>
-                <w:rFonts w:eastAsia="微軟正黑體"/>
-                <w:sz w:val="18"/>
-                <w:szCs w:val="18"/>
-              </w:rPr>
-              <w:t>輸出繁中</w:t>
-            </w:r>
-            <w:proofErr w:type="gramEnd"/>
+              <w:t>/oled</w:t>
+            </w:r>
+            <w:r>
+              <w:rPr>
+                <w:rFonts w:eastAsia="微軟正黑體"/>
+                <w:sz w:val="18"/>
+                <w:szCs w:val="18"/>
+              </w:rPr>
+              <w:t>），可即時輸出繁中</w:t>
+            </w:r>
             <w:r>
               <w:rPr>
                 <w:rFonts w:eastAsia="微軟正黑體"/>
@@ -8466,7 +8781,16 @@
                 <w:sz w:val="18"/>
                 <w:szCs w:val="18"/>
               </w:rPr>
-              <w:t>個硬體工具，無需經過</w:t>
+              <w:t>個硬體工具，無</w:t>
+            </w:r>
+            <w:r>
+              <w:rPr>
+                <w:rFonts w:eastAsia="微軟正黑體"/>
+                <w:sz w:val="18"/>
+                <w:szCs w:val="18"/>
+              </w:rPr>
+              <w:lastRenderedPageBreak/>
+              <w:t>需經過</w:t>
             </w:r>
             <w:r>
               <w:rPr>
@@ -8521,6 +8845,7 @@
                 <w:sz w:val="18"/>
                 <w:szCs w:val="18"/>
               </w:rPr>
+              <w:lastRenderedPageBreak/>
               <w:t>「智慧路由」：簡單問題自動導向輕量模型以節省</w:t>
             </w:r>
             <w:r>
@@ -8641,7 +8966,16 @@
                 <w:sz w:val="18"/>
                 <w:szCs w:val="18"/>
               </w:rPr>
-              <w:t xml:space="preserve"> PicoPaw AI </w:t>
+              <w:t xml:space="preserve"> </w:t>
+            </w:r>
+            <w:r>
+              <w:rPr>
+                <w:rFonts w:eastAsia="微軟正黑體"/>
+                <w:sz w:val="18"/>
+                <w:szCs w:val="18"/>
+              </w:rPr>
+              <w:lastRenderedPageBreak/>
+              <w:t xml:space="preserve">PicoPaw AI </w:t>
             </w:r>
             <w:r>
               <w:rPr>
@@ -8680,6 +9014,7 @@
                 <w:sz w:val="18"/>
                 <w:szCs w:val="18"/>
               </w:rPr>
+              <w:lastRenderedPageBreak/>
               <w:t>強調元件可裁剪、可插拔，方便針對特定產品線客製化子集功能</w:t>
             </w:r>
           </w:p>
@@ -8828,7 +9163,7 @@
               <w:rPr>
                 <w:rFonts w:eastAsia="Arial"/>
               </w:rPr>
-              <w:t>五個專案分屬幾種不同的產品哲學：fuClaw 走「完整多模態 Agent」路線，受惠於 AmebaPro2／ESP32-S3-CAM 較充裕的記憶體與相機硬體，換取視覺分析、雙傳輸層與完整 Web 管理生態系的深度；WireClaw 與 zClaw 走「精簡、資源可控」路線，聚焦單一裝置把資源預算做到極致；PicoClaw 走「無所不在的可攜性」路線，犧牲裸機資源效率換取任何 Linux 裝置皆可部署與龐大的供應商／管道生態；ESP-Claw 則是原廠背書的通用框架，強調事件驅動與元件可裁剪性。</w:t>
+              <w:t>五個專案分屬幾種不同的產品哲學：fuClaw 走「完整多模態 Agent」路線，受惠於 AmebaPro2／ESP32-S3-CAM 較充裕的記憶體與相機硬體，換取視覺分析、雙傳輸層、三 LLM 供應商彈性（Gemini／OpenAI／Grok 可於執行期切換）與完整 Web 管理生態系的深度；WireClaw 與 zClaw 走「精簡、資源可控」路線，聚焦單一裝置把資源預算做到極致；PicoClaw 走「無所不在的可攜性」路線，犧牲裸機資源效率換取任何 Linux 裝置皆可部署與龐大的供應商／管道生態；ESP-Claw 則是原廠背書的通用框架，強調事件驅動與元件可裁剪性。</w:t>
             </w:r>
           </w:p>
           <w:p>
@@ -8839,7 +9174,6 @@
               <w:rPr>
                 <w:rFonts w:eastAsia="Arial"/>
               </w:rPr>
-              <w:lastRenderedPageBreak/>
               <w:t>選型時建議先確認自己的硬體形態（裸機 MCU vs. 可跑 Linux 的 SBC）、是否需要視覺分析／MCP／特定聊天平台、以及可接受的記憶體與安全機制成熟度，再依上表對應欄位篩選，而非直接套用單一「哪個最好」的結論。</w:t>
             </w:r>
           </w:p>

--- a/Document/嵌入式 AI Agent 核心架構與功能綜合對比表.docx
+++ b/Document/嵌入式 AI Agent 核心架構與功能綜合對比表.docx
@@ -7,8 +7,6 @@
         <w:spacing w:before="200" w:after="100"/>
         <w:jc w:val="center"/>
       </w:pPr>
-      <w:bookmarkStart w:id="0" w:name="_GoBack"/>
-      <w:bookmarkEnd w:id="0"/>
       <w:r>
         <w:rPr>
           <w:rFonts w:eastAsia="微軟正黑體"/>
@@ -2362,47 +2360,33 @@
                 <w:sz w:val="18"/>
                 <w:szCs w:val="18"/>
               </w:rPr>
-              <w:t xml:space="preserve"> 190–204 KB</w:t>
-            </w:r>
-            <w:r>
-              <w:rPr>
-                <w:rFonts w:eastAsia="微軟正黑體"/>
-                <w:sz w:val="18"/>
-                <w:szCs w:val="18"/>
-              </w:rPr>
-              <w:t>（因新增</w:t>
-            </w:r>
-            <w:r>
-              <w:rPr>
-                <w:rFonts w:eastAsia="微軟正黑體"/>
-                <w:sz w:val="18"/>
-                <w:szCs w:val="18"/>
-              </w:rPr>
-              <w:t xml:space="preserve"> OpenAI</w:t>
-            </w:r>
-            <w:r>
-              <w:rPr>
-                <w:rFonts w:eastAsia="微軟正黑體"/>
-                <w:sz w:val="18"/>
-                <w:szCs w:val="18"/>
-              </w:rPr>
-              <w:t>／</w:t>
-            </w:r>
-            <w:r>
-              <w:rPr>
-                <w:rFonts w:eastAsia="微軟正黑體"/>
-                <w:sz w:val="18"/>
-                <w:szCs w:val="18"/>
-              </w:rPr>
-              <w:t xml:space="preserve">Grok </w:t>
-            </w:r>
-            <w:r>
-              <w:rPr>
-                <w:rFonts w:eastAsia="微軟正黑體"/>
-                <w:sz w:val="18"/>
-                <w:szCs w:val="18"/>
-              </w:rPr>
-              <w:t>平行實作而較先前增長）；受惠於</w:t>
+              <w:t xml:space="preserve"> 190</w:t>
+            </w:r>
+            <w:proofErr w:type="gramStart"/>
+            <w:r>
+              <w:rPr>
+                <w:rFonts w:eastAsia="微軟正黑體"/>
+                <w:sz w:val="18"/>
+                <w:szCs w:val="18"/>
+              </w:rPr>
+              <w:t>–</w:t>
+            </w:r>
+            <w:proofErr w:type="gramEnd"/>
+            <w:r>
+              <w:rPr>
+                <w:rFonts w:eastAsia="微軟正黑體"/>
+                <w:sz w:val="18"/>
+                <w:szCs w:val="18"/>
+              </w:rPr>
+              <w:t>204 KB</w:t>
+            </w:r>
+            <w:r>
+              <w:rPr>
+                <w:rFonts w:eastAsia="微軟正黑體"/>
+                <w:sz w:val="18"/>
+                <w:szCs w:val="18"/>
+              </w:rPr>
+              <w:t>；受惠於</w:t>
             </w:r>
             <w:r>
               <w:rPr>
@@ -2450,24 +2434,32 @@
                 <w:sz w:val="18"/>
                 <w:szCs w:val="18"/>
               </w:rPr>
+              <w:t>（約</w:t>
+            </w:r>
+            <w:r>
+              <w:rPr>
+                <w:rFonts w:eastAsia="微軟正黑體"/>
+                <w:sz w:val="18"/>
+                <w:szCs w:val="18"/>
+              </w:rPr>
+              <w:t xml:space="preserve"> 8 MB PSRAM</w:t>
+            </w:r>
+            <w:r>
+              <w:rPr>
+                <w:rFonts w:eastAsia="微軟正黑體"/>
+                <w:sz w:val="18"/>
+                <w:szCs w:val="18"/>
+              </w:rPr>
+              <w:t>）較充裕的記憶體，</w:t>
+            </w:r>
+            <w:r>
+              <w:rPr>
+                <w:rFonts w:eastAsia="微軟正黑體"/>
+                <w:sz w:val="18"/>
+                <w:szCs w:val="18"/>
+              </w:rPr>
               <w:lastRenderedPageBreak/>
-              <w:t>（約</w:t>
-            </w:r>
-            <w:r>
-              <w:rPr>
-                <w:rFonts w:eastAsia="微軟正黑體"/>
-                <w:sz w:val="18"/>
-                <w:szCs w:val="18"/>
-              </w:rPr>
-              <w:t xml:space="preserve"> 8 MB PSRAM</w:t>
-            </w:r>
-            <w:r>
-              <w:rPr>
-                <w:rFonts w:eastAsia="微軟正黑體"/>
-                <w:sz w:val="18"/>
-                <w:szCs w:val="18"/>
-              </w:rPr>
-              <w:t>）較充裕的記憶體，設計上未特別壓縮體積，實際編譯後</w:t>
+              <w:t>設計上未特別壓縮體積，實際編譯後</w:t>
             </w:r>
             <w:r>
               <w:rPr>
@@ -5285,7 +5277,7 @@
                 <w:sz w:val="18"/>
                 <w:szCs w:val="18"/>
               </w:rPr>
-              <w:t>步驟序列；新增全新硬體能力則走四步驟模型，需重新編譯燒錄。近期再擴充</w:t>
+              <w:t>步驟序列；新增全新硬體能力則走四步驟模型，需重新編譯燒錄。擴充</w:t>
             </w:r>
             <w:r>
               <w:rPr>
@@ -5309,8 +5301,18 @@
                 <w:sz w:val="18"/>
                 <w:szCs w:val="18"/>
               </w:rPr>
-              <w:t>/oled</w:t>
-            </w:r>
+              <w:t>/</w:t>
+            </w:r>
+            <w:proofErr w:type="spellStart"/>
+            <w:r>
+              <w:rPr>
+                <w:rFonts w:eastAsia="微軟正黑體"/>
+                <w:sz w:val="18"/>
+                <w:szCs w:val="18"/>
+              </w:rPr>
+              <w:t>oled</w:t>
+            </w:r>
+            <w:proofErr w:type="spellEnd"/>
             <w:r>
               <w:rPr>
                 <w:rFonts w:eastAsia="微軟正黑體"/>
@@ -5341,8 +5343,18 @@
                 <w:sz w:val="18"/>
                 <w:szCs w:val="18"/>
               </w:rPr>
-              <w:t>/sdcard</w:t>
-            </w:r>
+              <w:t>/</w:t>
+            </w:r>
+            <w:proofErr w:type="spellStart"/>
+            <w:r>
+              <w:rPr>
+                <w:rFonts w:eastAsia="微軟正黑體"/>
+                <w:sz w:val="18"/>
+                <w:szCs w:val="18"/>
+              </w:rPr>
+              <w:t>sdcard</w:t>
+            </w:r>
+            <w:proofErr w:type="spellEnd"/>
             <w:r>
               <w:rPr>
                 <w:rFonts w:eastAsia="微軟正黑體"/>
@@ -5373,8 +5385,18 @@
                 <w:sz w:val="18"/>
                 <w:szCs w:val="18"/>
               </w:rPr>
-              <w:t>/syncrtc</w:t>
-            </w:r>
+              <w:t>/</w:t>
+            </w:r>
+            <w:proofErr w:type="spellStart"/>
+            <w:r>
+              <w:rPr>
+                <w:rFonts w:eastAsia="微軟正黑體"/>
+                <w:sz w:val="18"/>
+                <w:szCs w:val="18"/>
+              </w:rPr>
+              <w:t>syncrtc</w:t>
+            </w:r>
+            <w:proofErr w:type="spellEnd"/>
             <w:r>
               <w:rPr>
                 <w:rFonts w:eastAsia="微軟正黑體"/>
@@ -5389,8 +5411,18 @@
                 <w:sz w:val="18"/>
                 <w:szCs w:val="18"/>
               </w:rPr>
-              <w:t>/getrtc</w:t>
-            </w:r>
+              <w:t>/</w:t>
+            </w:r>
+            <w:proofErr w:type="spellStart"/>
+            <w:r>
+              <w:rPr>
+                <w:rFonts w:eastAsia="微軟正黑體"/>
+                <w:sz w:val="18"/>
+                <w:szCs w:val="18"/>
+              </w:rPr>
+              <w:t>getrtc</w:t>
+            </w:r>
+            <w:proofErr w:type="spellEnd"/>
             <w:r>
               <w:rPr>
                 <w:rFonts w:eastAsia="微軟正黑體"/>
@@ -5405,8 +5437,18 @@
                 <w:sz w:val="18"/>
                 <w:szCs w:val="18"/>
               </w:rPr>
-              <w:t>/getLog</w:t>
-            </w:r>
+              <w:t>/</w:t>
+            </w:r>
+            <w:proofErr w:type="spellStart"/>
+            <w:r>
+              <w:rPr>
+                <w:rFonts w:eastAsia="微軟正黑體"/>
+                <w:sz w:val="18"/>
+                <w:szCs w:val="18"/>
+              </w:rPr>
+              <w:t>getLog</w:t>
+            </w:r>
+            <w:proofErr w:type="spellEnd"/>
             <w:r>
               <w:rPr>
                 <w:rFonts w:eastAsia="微軟正黑體"/>
@@ -5421,8 +5463,18 @@
                 <w:sz w:val="18"/>
                 <w:szCs w:val="18"/>
               </w:rPr>
-              <w:t>/getMemory</w:t>
-            </w:r>
+              <w:t>/</w:t>
+            </w:r>
+            <w:proofErr w:type="spellStart"/>
+            <w:r>
+              <w:rPr>
+                <w:rFonts w:eastAsia="微軟正黑體"/>
+                <w:sz w:val="18"/>
+                <w:szCs w:val="18"/>
+              </w:rPr>
+              <w:t>getMemory</w:t>
+            </w:r>
+            <w:proofErr w:type="spellEnd"/>
             <w:r>
               <w:rPr>
                 <w:rFonts w:eastAsia="微軟正黑體"/>
@@ -5445,7 +5497,25 @@
                 <w:sz w:val="18"/>
                 <w:szCs w:val="18"/>
               </w:rPr>
-              <w:t>）等免燒錄即用工具</w:t>
+              <w:t>）等</w:t>
+            </w:r>
+            <w:proofErr w:type="gramStart"/>
+            <w:r>
+              <w:rPr>
+                <w:rFonts w:eastAsia="微軟正黑體"/>
+                <w:sz w:val="18"/>
+                <w:szCs w:val="18"/>
+              </w:rPr>
+              <w:t>免燒錄即</w:t>
+            </w:r>
+            <w:proofErr w:type="gramEnd"/>
+            <w:r>
+              <w:rPr>
+                <w:rFonts w:eastAsia="微軟正黑體"/>
+                <w:sz w:val="18"/>
+                <w:szCs w:val="18"/>
+              </w:rPr>
+              <w:t>用工具</w:t>
             </w:r>
           </w:p>
         </w:tc>
@@ -7338,13 +7408,41 @@
               </w:rPr>
               <w:t xml:space="preserve">5 </w:t>
             </w:r>
-            <w:r>
-              <w:rPr>
-                <w:rFonts w:eastAsia="微軟正黑體"/>
-                <w:sz w:val="18"/>
-                <w:szCs w:val="18"/>
-              </w:rPr>
-              <w:t>個獨立網頁（系統設定</w:t>
+            <w:proofErr w:type="gramStart"/>
+            <w:r>
+              <w:rPr>
+                <w:rFonts w:eastAsia="微軟正黑體"/>
+                <w:sz w:val="18"/>
+                <w:szCs w:val="18"/>
+              </w:rPr>
+              <w:t>個</w:t>
+            </w:r>
+            <w:proofErr w:type="gramEnd"/>
+            <w:r>
+              <w:rPr>
+                <w:rFonts w:eastAsia="微軟正黑體"/>
+                <w:sz w:val="18"/>
+                <w:szCs w:val="18"/>
+              </w:rPr>
+              <w:t>獨立網頁</w:t>
+            </w:r>
+            <w:proofErr w:type="gramStart"/>
+            <w:r>
+              <w:rPr>
+                <w:rFonts w:eastAsia="微軟正黑體"/>
+                <w:sz w:val="18"/>
+                <w:szCs w:val="18"/>
+              </w:rPr>
+              <w:t>（</w:t>
+            </w:r>
+            <w:proofErr w:type="gramEnd"/>
+            <w:r>
+              <w:rPr>
+                <w:rFonts w:eastAsia="微軟正黑體"/>
+                <w:sz w:val="18"/>
+                <w:szCs w:val="18"/>
+              </w:rPr>
+              <w:t>系統設定</w:t>
             </w:r>
             <w:r>
               <w:rPr>
@@ -7417,7 +7515,25 @@
                 <w:sz w:val="18"/>
                 <w:szCs w:val="18"/>
               </w:rPr>
-              <w:t>版聊天介面）＋雙</w:t>
+              <w:t>版聊天介面</w:t>
+            </w:r>
+            <w:proofErr w:type="gramStart"/>
+            <w:r>
+              <w:rPr>
+                <w:rFonts w:eastAsia="微軟正黑體"/>
+                <w:sz w:val="18"/>
+                <w:szCs w:val="18"/>
+              </w:rPr>
+              <w:t>）</w:t>
+            </w:r>
+            <w:proofErr w:type="gramEnd"/>
+            <w:r>
+              <w:rPr>
+                <w:rFonts w:eastAsia="微軟正黑體"/>
+                <w:sz w:val="18"/>
+                <w:szCs w:val="18"/>
+              </w:rPr>
+              <w:t>＋雙</w:t>
             </w:r>
             <w:r>
               <w:rPr>
@@ -7433,8 +7549,20 @@
                 <w:sz w:val="18"/>
                 <w:szCs w:val="18"/>
               </w:rPr>
-              <w:t>並行模式；新增瀏覽器線上編輯</w:t>
-            </w:r>
+              <w:t>並行模式；</w:t>
+            </w:r>
+            <w:bookmarkStart w:id="0" w:name="_GoBack"/>
+            <w:bookmarkEnd w:id="0"/>
+            <w:proofErr w:type="gramStart"/>
+            <w:r>
+              <w:rPr>
+                <w:rFonts w:eastAsia="微軟正黑體"/>
+                <w:sz w:val="18"/>
+                <w:szCs w:val="18"/>
+              </w:rPr>
+              <w:t>瀏覽器線上編輯</w:t>
+            </w:r>
+            <w:proofErr w:type="gramEnd"/>
             <w:r>
               <w:rPr>
                 <w:rFonts w:eastAsia="微軟正黑體"/>
@@ -7497,8 +7625,18 @@
                 <w:sz w:val="18"/>
                 <w:szCs w:val="18"/>
               </w:rPr>
-              <w:t>參數，免拔</w:t>
-            </w:r>
+              <w:t>參數，</w:t>
+            </w:r>
+            <w:proofErr w:type="gramStart"/>
+            <w:r>
+              <w:rPr>
+                <w:rFonts w:eastAsia="微軟正黑體"/>
+                <w:sz w:val="18"/>
+                <w:szCs w:val="18"/>
+              </w:rPr>
+              <w:t>免拔</w:t>
+            </w:r>
+            <w:proofErr w:type="gramEnd"/>
             <w:r>
               <w:rPr>
                 <w:rFonts w:eastAsia="微軟正黑體"/>
@@ -7529,8 +7667,18 @@
                 <w:sz w:val="18"/>
                 <w:szCs w:val="18"/>
               </w:rPr>
-              <w:t>供應商（</w:t>
-            </w:r>
+              <w:t>供應商</w:t>
+            </w:r>
+            <w:proofErr w:type="gramStart"/>
+            <w:r>
+              <w:rPr>
+                <w:rFonts w:eastAsia="微軟正黑體"/>
+                <w:sz w:val="18"/>
+                <w:szCs w:val="18"/>
+              </w:rPr>
+              <w:t>（</w:t>
+            </w:r>
+            <w:proofErr w:type="gramEnd"/>
             <w:r>
               <w:rPr>
                 <w:rFonts w:eastAsia="微軟正黑體"/>
@@ -7587,13 +7735,41 @@
               </w:rPr>
               <w:t>Grok</w:t>
             </w:r>
-            <w:r>
-              <w:rPr>
-                <w:rFonts w:eastAsia="微軟正黑體"/>
-                <w:sz w:val="18"/>
-                <w:szCs w:val="18"/>
-              </w:rPr>
-              <w:t>）與對應金鑰、模型字串亦可直接於瀏覽器切換</w:t>
+            <w:proofErr w:type="gramStart"/>
+            <w:r>
+              <w:rPr>
+                <w:rFonts w:eastAsia="微軟正黑體"/>
+                <w:sz w:val="18"/>
+                <w:szCs w:val="18"/>
+              </w:rPr>
+              <w:t>）</w:t>
+            </w:r>
+            <w:proofErr w:type="gramEnd"/>
+            <w:r>
+              <w:rPr>
+                <w:rFonts w:eastAsia="微軟正黑體"/>
+                <w:sz w:val="18"/>
+                <w:szCs w:val="18"/>
+              </w:rPr>
+              <w:t>與對應金</w:t>
+            </w:r>
+            <w:proofErr w:type="gramStart"/>
+            <w:r>
+              <w:rPr>
+                <w:rFonts w:eastAsia="微軟正黑體"/>
+                <w:sz w:val="18"/>
+                <w:szCs w:val="18"/>
+              </w:rPr>
+              <w:t>鑰</w:t>
+            </w:r>
+            <w:proofErr w:type="gramEnd"/>
+            <w:r>
+              <w:rPr>
+                <w:rFonts w:eastAsia="微軟正黑體"/>
+                <w:sz w:val="18"/>
+                <w:szCs w:val="18"/>
+              </w:rPr>
+              <w:t>、模型字串亦可直接於瀏覽器切換</w:t>
             </w:r>
           </w:p>
         </w:tc>
